--- a/Regression Task.docx
+++ b/Regression Task.docx
@@ -71,59 +71,37 @@
         <w:t>Neural Network Regression</w:t>
       </w:r>
       <w:r>
-        <w:t xml:space="preserve"> models, we </w:t>
-      </w:r>
-      <w:proofErr w:type="spellStart"/>
-      <w:r>
-        <w:t>analyze</w:t>
-      </w:r>
-      <w:proofErr w:type="spellEnd"/>
-      <w:r>
-        <w:t xml:space="preserve"> how preprocessing techniques like scaling and encoding affect predictions.</w:t>
-      </w:r>
-    </w:p>
-    <w:p>
-      <w:pPr>
-        <w:rPr>
-          <w:b/>
-          <w:bCs/>
-          <w:lang w:val="en-PK"/>
-        </w:rPr>
-      </w:pPr>
-      <w:r>
-        <w:rPr>
-          <w:b/>
-          <w:bCs/>
-          <w:lang w:val="en-PK"/>
-        </w:rPr>
-        <w:t>Citation</w:t>
-      </w:r>
-    </w:p>
-    <w:p>
-      <w:pPr>
-        <w:numPr>
-          <w:ilvl w:val="0"/>
-          <w:numId w:val="15"/>
-        </w:numPr>
-        <w:rPr>
-          <w:lang w:val="en-PK"/>
-        </w:rPr>
-      </w:pPr>
-      <w:r>
-        <w:rPr>
-          <w:lang w:val="en-PK"/>
+        <w:t xml:space="preserve"> models, we analyze how preprocessing techniques like scaling and encoding affect predictions.</w:t>
+      </w:r>
+      <w:r>
+        <w:t xml:space="preserve"> (</w:t>
+      </w:r>
+      <w:r>
+        <w:rPr>
+          <w:rStyle w:val="Emphasis"/>
+          <w:b/>
+          <w:bCs/>
         </w:rPr>
         <w:t xml:space="preserve">Harrison, J., et al. (2023). UCI Machine Learning Repository: Auto MPG Dataset. Retrieved from </w:t>
       </w:r>
       <w:hyperlink r:id="rId7" w:tgtFrame="_new" w:history="1">
         <w:r>
           <w:rPr>
-            <w:rStyle w:val="Hyperlink"/>
-            <w:lang w:val="en-PK"/>
+            <w:rStyle w:val="Emphasis"/>
+            <w:b/>
+            <w:bCs/>
           </w:rPr>
           <w:t>UCI Repository</w:t>
         </w:r>
       </w:hyperlink>
+      <w:r>
+        <w:rPr>
+          <w:rStyle w:val="Emphasis"/>
+          <w:b/>
+          <w:bCs/>
+        </w:rPr>
+        <w:t>)</w:t>
+      </w:r>
     </w:p>
     <w:p>
       <w:r>
@@ -403,7 +381,6 @@
     </w:p>
     <w:p>
       <w:r>
-        <w:lastRenderedPageBreak/>
         <w:pict w14:anchorId="2C7A45DE">
           <v:rect id="_x0000_i1027" style="width:0;height:1.5pt" o:hralign="center" o:hrstd="t" o:hr="t" fillcolor="#a0a0a0" stroked="f"/>
         </w:pict>
@@ -426,6 +403,7 @@
     </w:p>
     <w:p>
       <w:r>
+        <w:lastRenderedPageBreak/>
         <w:t>This analysis focuses on:</w:t>
       </w:r>
     </w:p>
@@ -488,6 +466,11 @@
           <w:ilvl w:val="0"/>
           <w:numId w:val="3"/>
         </w:numPr>
+        <w:rPr>
+          <w:rStyle w:val="QuoteChar"/>
+          <w:b/>
+          <w:bCs/>
+        </w:rPr>
       </w:pPr>
       <w:r>
         <w:t xml:space="preserve">Understanding the impact of scaling techniques like </w:t>
@@ -511,6 +494,62 @@
       </w:r>
       <w:r>
         <w:t xml:space="preserve"> on model performance.</w:t>
+      </w:r>
+      <w:r>
+        <w:t xml:space="preserve"> </w:t>
+      </w:r>
+      <w:r>
+        <w:rPr>
+          <w:rStyle w:val="QuoteChar"/>
+          <w:b/>
+          <w:bCs/>
+        </w:rPr>
+        <w:t xml:space="preserve">(Pedregosa, F., et al. (2011). </w:t>
+      </w:r>
+      <w:hyperlink r:id="rId9" w:tgtFrame="_new" w:history="1">
+        <w:r>
+          <w:rPr>
+            <w:rStyle w:val="QuoteChar"/>
+            <w:b/>
+            <w:bCs/>
+          </w:rPr>
+          <w:t>Scikit-learn: Machine Learning in Python</w:t>
+        </w:r>
+      </w:hyperlink>
+      <w:r>
+        <w:rPr>
+          <w:rStyle w:val="QuoteChar"/>
+          <w:b/>
+          <w:bCs/>
+        </w:rPr>
+        <w:t>.)</w:t>
+      </w:r>
+      <w:r>
+        <w:t xml:space="preserve"> </w:t>
+      </w:r>
+      <w:r>
+        <w:rPr>
+          <w:rStyle w:val="QuoteChar"/>
+          <w:b/>
+          <w:bCs/>
+        </w:rPr>
+        <w:t>(</w:t>
+      </w:r>
+      <w:r>
+        <w:rPr>
+          <w:rStyle w:val="QuoteChar"/>
+          <w:b/>
+          <w:bCs/>
+        </w:rPr>
+        <w:t>Chollet, F. (2017). Deep Learning with Python. Manning Publications.</w:t>
+      </w:r>
+      <w:r>
+        <w:rPr>
+          <w:rStyle w:val="QuoteChar"/>
+          <w:b/>
+          <w:bCs/>
+        </w:rPr>
+        <w:t>)</w:t>
       </w:r>
     </w:p>
     <w:p>
@@ -579,7 +618,7 @@
                     <pic:cNvPicPr/>
                   </pic:nvPicPr>
                   <pic:blipFill>
-                    <a:blip r:embed="rId9">
+                    <a:blip r:embed="rId10">
                       <a:extLst>
                         <a:ext uri="{28A0092B-C50C-407E-A947-70E740481C1C}">
                           <a14:useLocalDpi xmlns:a14="http://schemas.microsoft.com/office/drawing/2010/main" val="0"/>
@@ -629,15 +668,7 @@
         </w:numPr>
       </w:pPr>
       <w:r>
-        <w:t xml:space="preserve">The Horsepower column contains missing values represented as </w:t>
-      </w:r>
-      <w:proofErr w:type="spellStart"/>
-      <w:r>
-        <w:t>NaN</w:t>
-      </w:r>
-      <w:proofErr w:type="spellEnd"/>
-      <w:r>
-        <w:t xml:space="preserve">. These are imputed with the </w:t>
+        <w:t xml:space="preserve">The Horsepower column contains missing values represented as NaN. These are imputed with the </w:t>
       </w:r>
       <w:r>
         <w:rPr>
@@ -658,11 +689,10 @@
         <w:rPr>
           <w:noProof/>
         </w:rPr>
-        <w:lastRenderedPageBreak/>
         <w:drawing>
-          <wp:inline distT="0" distB="0" distL="0" distR="0" wp14:anchorId="50E7599B" wp14:editId="1D077AB5">
-            <wp:extent cx="4214225" cy="3520745"/>
-            <wp:effectExtent l="0" t="0" r="0" b="3810"/>
+          <wp:inline distT="0" distB="0" distL="0" distR="0" wp14:anchorId="50E7599B" wp14:editId="70DD2736">
+            <wp:extent cx="2758440" cy="2304520"/>
+            <wp:effectExtent l="0" t="0" r="3810" b="635"/>
             <wp:docPr id="541389904" name="Picture 2" descr="A screenshot of a computer&#10;&#10;Description automatically generated"/>
             <wp:cNvGraphicFramePr>
               <a:graphicFrameLocks xmlns:a="http://schemas.openxmlformats.org/drawingml/2006/main" noChangeAspect="1"/>
@@ -675,7 +705,7 @@
                     <pic:cNvPicPr/>
                   </pic:nvPicPr>
                   <pic:blipFill>
-                    <a:blip r:embed="rId10">
+                    <a:blip r:embed="rId11">
                       <a:extLst>
                         <a:ext uri="{28A0092B-C50C-407E-A947-70E740481C1C}">
                           <a14:useLocalDpi xmlns:a14="http://schemas.microsoft.com/office/drawing/2010/main" val="0"/>
@@ -689,7 +719,7 @@
                   <pic:spPr>
                     <a:xfrm>
                       <a:off x="0" y="0"/>
-                      <a:ext cx="4214225" cy="3520745"/>
+                      <a:ext cx="2763970" cy="2309140"/>
                     </a:xfrm>
                     <a:prstGeom prst="rect">
                       <a:avLst/>
@@ -714,6 +744,7 @@
           <w:b/>
           <w:bCs/>
         </w:rPr>
+        <w:lastRenderedPageBreak/>
         <w:t>Encoding Categorical Features</w:t>
       </w:r>
     </w:p>
@@ -762,7 +793,7 @@
                     <pic:cNvPicPr/>
                   </pic:nvPicPr>
                   <pic:blipFill>
-                    <a:blip r:embed="rId11"/>
+                    <a:blip r:embed="rId12"/>
                     <a:stretch>
                       <a:fillRect/>
                     </a:stretch>
@@ -828,7 +859,7 @@
                     <pic:cNvPicPr/>
                   </pic:nvPicPr>
                   <pic:blipFill>
-                    <a:blip r:embed="rId12"/>
+                    <a:blip r:embed="rId13"/>
                     <a:stretch>
                       <a:fillRect/>
                     </a:stretch>
@@ -887,11 +918,62 @@
       </w:r>
     </w:p>
     <w:p>
+      <w:pPr>
+        <w:rPr>
+          <w:b/>
+          <w:bCs/>
+          <w:i/>
+          <w:iCs/>
+          <w:color w:val="404040" w:themeColor="text1" w:themeTint="BF"/>
+          <w:lang w:val="en-PK"/>
+        </w:rPr>
+      </w:pPr>
       <w:r>
         <w:t>A heatmap is used to quantify relationships between features, emphasizing the importance of features like Weight and Displacement in predicting MPG.</w:t>
       </w:r>
-    </w:p>
-    <w:p/>
+      <w:r>
+        <w:rPr>
+          <w:lang w:val="en-PK"/>
+        </w:rPr>
+        <w:t xml:space="preserve"> </w:t>
+      </w:r>
+      <w:r>
+        <w:rPr>
+          <w:lang w:val="en-PK"/>
+        </w:rPr>
+        <w:t>(</w:t>
+      </w:r>
+      <w:r>
+        <w:rPr>
+          <w:rStyle w:val="QuoteChar"/>
+          <w:b/>
+          <w:bCs/>
+          <w:lang w:val="en-PK"/>
+        </w:rPr>
+        <w:t xml:space="preserve">Pedregosa, F., et al. (2011). </w:t>
+      </w:r>
+      <w:hyperlink r:id="rId14" w:tgtFrame="_new" w:history="1">
+        <w:r>
+          <w:rPr>
+            <w:rStyle w:val="QuoteChar"/>
+            <w:b/>
+            <w:bCs/>
+            <w:u w:val="single"/>
+            <w:lang w:val="en-PK"/>
+          </w:rPr>
+          <w:t>Scikit-learn Documentation</w:t>
+        </w:r>
+      </w:hyperlink>
+      <w:r>
+        <w:rPr>
+          <w:rStyle w:val="QuoteChar"/>
+          <w:b/>
+          <w:bCs/>
+          <w:lang w:val="en-PK"/>
+        </w:rPr>
+        <w:t>)</w:t>
+      </w:r>
+    </w:p>
     <w:p>
       <w:pPr>
         <w:jc w:val="center"/>
@@ -900,10 +982,9 @@
         <w:rPr>
           <w:noProof/>
         </w:rPr>
-        <w:lastRenderedPageBreak/>
         <w:drawing>
-          <wp:inline distT="0" distB="0" distL="0" distR="0" wp14:anchorId="523201BA" wp14:editId="02B20D7D">
-            <wp:extent cx="5731510" cy="1789430"/>
+          <wp:inline distT="0" distB="0" distL="0" distR="0" wp14:anchorId="523201BA" wp14:editId="730C998D">
+            <wp:extent cx="4817172" cy="1503966"/>
             <wp:effectExtent l="0" t="0" r="2540" b="1270"/>
             <wp:docPr id="1866339896" name="Picture 1" descr="A computer screen shot of a code&#10;&#10;Description automatically generated"/>
             <wp:cNvGraphicFramePr>
@@ -917,7 +998,7 @@
                     <pic:cNvPicPr/>
                   </pic:nvPicPr>
                   <pic:blipFill>
-                    <a:blip r:embed="rId13"/>
+                    <a:blip r:embed="rId15"/>
                     <a:stretch>
                       <a:fillRect/>
                     </a:stretch>
@@ -925,7 +1006,7 @@
                   <pic:spPr>
                     <a:xfrm>
                       <a:off x="0" y="0"/>
-                      <a:ext cx="5731510" cy="1789430"/>
+                      <a:ext cx="4826478" cy="1506872"/>
                     </a:xfrm>
                     <a:prstGeom prst="rect">
                       <a:avLst/>
@@ -948,14 +1029,12 @@
         <w:jc w:val="center"/>
       </w:pPr>
       <w:r>
-        <w:rPr>
-          <w:noProof/>
-        </w:rPr>
+        <w:lastRenderedPageBreak/>
         <w:drawing>
-          <wp:inline distT="0" distB="0" distL="0" distR="0" wp14:anchorId="59A93BDA" wp14:editId="6F4F9AD5">
-            <wp:extent cx="5731510" cy="4370705"/>
-            <wp:effectExtent l="0" t="0" r="2540" b="0"/>
-            <wp:docPr id="1642281313" name="Picture 1" descr="A red and blue squares with white text&#10;&#10;Description automatically generated"/>
+          <wp:inline distT="0" distB="0" distL="0" distR="0" wp14:anchorId="09218B3A" wp14:editId="66E6DEE6">
+            <wp:extent cx="5730737" cy="4686706"/>
+            <wp:effectExtent l="0" t="0" r="3810" b="0"/>
+            <wp:docPr id="672241905" name="Picture 1"/>
             <wp:cNvGraphicFramePr>
               <a:graphicFrameLocks xmlns:a="http://schemas.openxmlformats.org/drawingml/2006/main" noChangeAspect="1"/>
             </wp:cNvGraphicFramePr>
@@ -963,11 +1042,11 @@
               <a:graphicData uri="http://schemas.openxmlformats.org/drawingml/2006/picture">
                 <pic:pic xmlns:pic="http://schemas.openxmlformats.org/drawingml/2006/picture">
                   <pic:nvPicPr>
-                    <pic:cNvPr id="1642281313" name="Picture 1" descr="A red and blue squares with white text&#10;&#10;Description automatically generated"/>
+                    <pic:cNvPr id="672241905" name=""/>
                     <pic:cNvPicPr/>
                   </pic:nvPicPr>
                   <pic:blipFill>
-                    <a:blip r:embed="rId14"/>
+                    <a:blip r:embed="rId16"/>
                     <a:stretch>
                       <a:fillRect/>
                     </a:stretch>
@@ -975,7 +1054,7 @@
                   <pic:spPr>
                     <a:xfrm>
                       <a:off x="0" y="0"/>
-                      <a:ext cx="5731510" cy="4370705"/>
+                      <a:ext cx="5730737" cy="4686706"/>
                     </a:xfrm>
                     <a:prstGeom prst="rect">
                       <a:avLst/>
@@ -1075,26 +1154,26 @@
           <w:b/>
           <w:bCs/>
         </w:rPr>
+        <w:t>Standardization:</w:t>
+      </w:r>
+      <w:r>
+        <w:t xml:space="preserve"> Scales features to have a mean of 0 and a standard deviation of 1.</w:t>
+      </w:r>
+    </w:p>
+    <w:p/>
+    <w:p>
+      <w:pPr>
+        <w:jc w:val="center"/>
+      </w:pPr>
+      <w:r>
+        <w:rPr>
+          <w:noProof/>
+        </w:rPr>
         <w:lastRenderedPageBreak/>
-        <w:t>Standardization:</w:t>
-      </w:r>
-      <w:r>
-        <w:t xml:space="preserve"> Scales features to have a mean of 0 and a standard deviation of 1.</w:t>
-      </w:r>
-    </w:p>
-    <w:p/>
-    <w:p>
-      <w:pPr>
-        <w:jc w:val="center"/>
-      </w:pPr>
-      <w:r>
-        <w:rPr>
-          <w:noProof/>
-        </w:rPr>
         <w:drawing>
-          <wp:inline distT="0" distB="0" distL="0" distR="0" wp14:anchorId="095CAC44" wp14:editId="1D4E7D29">
-            <wp:extent cx="5731510" cy="2092325"/>
-            <wp:effectExtent l="0" t="0" r="2540" b="3175"/>
+          <wp:inline distT="0" distB="0" distL="0" distR="0" wp14:anchorId="095CAC44" wp14:editId="0DA1AEB6">
+            <wp:extent cx="5122792" cy="1870110"/>
+            <wp:effectExtent l="0" t="0" r="1905" b="0"/>
             <wp:docPr id="1753098132" name="Picture 1" descr="A computer screen shot of a code&#10;&#10;Description automatically generated"/>
             <wp:cNvGraphicFramePr>
               <a:graphicFrameLocks xmlns:a="http://schemas.openxmlformats.org/drawingml/2006/main" noChangeAspect="1"/>
@@ -1107,7 +1186,7 @@
                     <pic:cNvPicPr/>
                   </pic:nvPicPr>
                   <pic:blipFill>
-                    <a:blip r:embed="rId15"/>
+                    <a:blip r:embed="rId17"/>
                     <a:stretch>
                       <a:fillRect/>
                     </a:stretch>
@@ -1115,7 +1194,7 @@
                   <pic:spPr>
                     <a:xfrm>
                       <a:off x="0" y="0"/>
-                      <a:ext cx="5731510" cy="2092325"/>
+                      <a:ext cx="5130322" cy="1872859"/>
                     </a:xfrm>
                     <a:prstGeom prst="rect">
                       <a:avLst/>
@@ -1144,8 +1223,64 @@
       </w:r>
     </w:p>
     <w:p>
+      <w:pPr>
+        <w:pStyle w:val="Quote"/>
+        <w:jc w:val="left"/>
+        <w:rPr>
+          <w:b/>
+          <w:bCs/>
+        </w:rPr>
+      </w:pPr>
       <w:r>
         <w:t>Visualizations compare original and scaled distributions for features, highlighting how Min-Max Scaling transforms the data while preserving relative relationships.</w:t>
+      </w:r>
+      <w:r>
+        <w:t xml:space="preserve"> (</w:t>
+      </w:r>
+      <w:r>
+        <w:rPr>
+          <w:b/>
+          <w:bCs/>
+        </w:rPr>
+        <w:t>Chollet, F. (2017). Deep Learning with Python. Manning Publications</w:t>
+      </w:r>
+      <w:r>
+        <w:rPr>
+          <w:b/>
+          <w:bCs/>
+        </w:rPr>
+        <w:t>) (</w:t>
+      </w:r>
+      <w:r>
+        <w:rPr>
+          <w:b/>
+          <w:bCs/>
+        </w:rPr>
+        <w:t xml:space="preserve">TensorFlow Documentation. (2023). </w:t>
+      </w:r>
+      <w:hyperlink r:id="rId18" w:history="1">
+        <w:r>
+          <w:rPr>
+            <w:rStyle w:val="Hyperlink"/>
+            <w:b/>
+            <w:bCs/>
+          </w:rPr>
+          <w:t>TensorFlow</w:t>
+        </w:r>
+      </w:hyperlink>
+      <w:r>
+        <w:rPr>
+          <w:b/>
+          <w:bCs/>
+        </w:rPr>
+        <w:t>.</w:t>
+      </w:r>
+      <w:r>
+        <w:rPr>
+          <w:b/>
+          <w:bCs/>
+        </w:rPr>
+        <w:t>)</w:t>
       </w:r>
     </w:p>
     <w:p>
@@ -1172,7 +1307,7 @@
                     <pic:cNvPicPr/>
                   </pic:nvPicPr>
                   <pic:blipFill>
-                    <a:blip r:embed="rId16"/>
+                    <a:blip r:embed="rId19"/>
                     <a:stretch>
                       <a:fillRect/>
                     </a:stretch>
@@ -1243,11 +1378,44 @@
           <w:b/>
           <w:bCs/>
         </w:rPr>
-        <w:lastRenderedPageBreak/>
         <w:t>Linear Regression:</w:t>
       </w:r>
       <w:r>
         <w:t xml:space="preserve"> A baseline model for assessing performance with raw and scaled data.</w:t>
+      </w:r>
+      <w:r>
+        <w:t xml:space="preserve"> (</w:t>
+      </w:r>
+      <w:r>
+        <w:rPr>
+          <w:rStyle w:val="QuoteChar"/>
+          <w:b/>
+          <w:bCs/>
+        </w:rPr>
+        <w:t xml:space="preserve">Pedregosa, F., et al. (2011). </w:t>
+      </w:r>
+      <w:hyperlink r:id="rId20" w:tgtFrame="_new" w:history="1">
+        <w:r>
+          <w:rPr>
+            <w:rStyle w:val="QuoteChar"/>
+            <w:b/>
+            <w:bCs/>
+            <w:color w:val="156082" w:themeColor="accent1"/>
+            <w:u w:val="single"/>
+          </w:rPr>
+          <w:t>Scikit-learn Documentation</w:t>
+        </w:r>
+      </w:hyperlink>
+      <w:r>
+        <w:rPr>
+          <w:rStyle w:val="QuoteChar"/>
+          <w:b/>
+          <w:bCs/>
+        </w:rPr>
+        <w:t>)</w:t>
+      </w:r>
+      <w:r>
+        <w:t>.</w:t>
       </w:r>
     </w:p>
     <w:p>
@@ -1262,6 +1430,7 @@
           <w:b/>
           <w:bCs/>
         </w:rPr>
+        <w:lastRenderedPageBreak/>
         <w:t>Neural Network Regression:</w:t>
       </w:r>
       <w:r>
@@ -1334,7 +1503,7 @@
                     <pic:cNvPicPr/>
                   </pic:nvPicPr>
                   <pic:blipFill>
-                    <a:blip r:embed="rId17"/>
+                    <a:blip r:embed="rId21"/>
                     <a:stretch>
                       <a:fillRect/>
                     </a:stretch>
@@ -1415,11 +1584,10 @@
         <w:rPr>
           <w:noProof/>
         </w:rPr>
-        <w:lastRenderedPageBreak/>
         <w:drawing>
-          <wp:inline distT="0" distB="0" distL="0" distR="0" wp14:anchorId="3BA212E5" wp14:editId="3D32E7AC">
-            <wp:extent cx="5731510" cy="4272915"/>
-            <wp:effectExtent l="0" t="0" r="2540" b="0"/>
+          <wp:inline distT="0" distB="0" distL="0" distR="0" wp14:anchorId="3BA212E5" wp14:editId="3FBDD418">
+            <wp:extent cx="4183006" cy="3118486"/>
+            <wp:effectExtent l="0" t="0" r="8255" b="5715"/>
             <wp:docPr id="855832147" name="Picture 1" descr="A graph with blue dots and red line&#10;&#10;Description automatically generated"/>
             <wp:cNvGraphicFramePr>
               <a:graphicFrameLocks xmlns:a="http://schemas.openxmlformats.org/drawingml/2006/main" noChangeAspect="1"/>
@@ -1432,7 +1600,7 @@
                     <pic:cNvPicPr/>
                   </pic:nvPicPr>
                   <pic:blipFill>
-                    <a:blip r:embed="rId18"/>
+                    <a:blip r:embed="rId22"/>
                     <a:stretch>
                       <a:fillRect/>
                     </a:stretch>
@@ -1440,7 +1608,7 @@
                   <pic:spPr>
                     <a:xfrm>
                       <a:off x="0" y="0"/>
-                      <a:ext cx="5731510" cy="4272915"/>
+                      <a:ext cx="4187057" cy="3121506"/>
                     </a:xfrm>
                     <a:prstGeom prst="rect">
                       <a:avLst/>
@@ -1457,20 +1625,15 @@
       <w:pPr>
         <w:jc w:val="center"/>
       </w:pPr>
-    </w:p>
-    <w:p>
-      <w:pPr>
-        <w:jc w:val="center"/>
-      </w:pPr>
       <w:r>
         <w:rPr>
           <w:noProof/>
         </w:rPr>
         <w:lastRenderedPageBreak/>
         <w:drawing>
-          <wp:inline distT="0" distB="0" distL="0" distR="0" wp14:anchorId="19E207BB" wp14:editId="4C980F24">
-            <wp:extent cx="5731510" cy="4338320"/>
-            <wp:effectExtent l="0" t="0" r="2540" b="5080"/>
+          <wp:inline distT="0" distB="0" distL="0" distR="0" wp14:anchorId="19E207BB" wp14:editId="364B53AE">
+            <wp:extent cx="4052570" cy="3067490"/>
+            <wp:effectExtent l="0" t="0" r="5080" b="0"/>
             <wp:docPr id="113829523" name="Picture 1" descr="A graph of a distribution of a number of individuals&#10;&#10;Description automatically generated with medium confidence"/>
             <wp:cNvGraphicFramePr>
               <a:graphicFrameLocks xmlns:a="http://schemas.openxmlformats.org/drawingml/2006/main" noChangeAspect="1"/>
@@ -1483,7 +1646,7 @@
                     <pic:cNvPicPr/>
                   </pic:nvPicPr>
                   <pic:blipFill>
-                    <a:blip r:embed="rId19"/>
+                    <a:blip r:embed="rId23"/>
                     <a:stretch>
                       <a:fillRect/>
                     </a:stretch>
@@ -1491,7 +1654,7 @@
                   <pic:spPr>
                     <a:xfrm>
                       <a:off x="0" y="0"/>
-                      <a:ext cx="5731510" cy="4338320"/>
+                      <a:ext cx="4059868" cy="3073014"/>
                     </a:xfrm>
                     <a:prstGeom prst="rect">
                       <a:avLst/>
@@ -1544,15 +1707,7 @@
     </w:p>
     <w:p>
       <w:r>
-        <w:t>A neural network is implemented using TensorFlow/</w:t>
-      </w:r>
-      <w:proofErr w:type="spellStart"/>
-      <w:r>
-        <w:t>Keras</w:t>
-      </w:r>
-      <w:proofErr w:type="spellEnd"/>
-      <w:r>
-        <w:t>, with:</w:t>
+        <w:t>A neural network is implemented using TensorFlow/Keras, with:</w:t>
       </w:r>
     </w:p>
     <w:p>
@@ -1597,6 +1752,11 @@
           <w:ilvl w:val="0"/>
           <w:numId w:val="10"/>
         </w:numPr>
+        <w:rPr>
+          <w:rStyle w:val="QuoteChar"/>
+          <w:b/>
+          <w:bCs/>
+        </w:rPr>
       </w:pPr>
       <w:r>
         <w:rPr>
@@ -1608,6 +1768,25 @@
       <w:r>
         <w:t xml:space="preserve"> Single node for regression.</w:t>
       </w:r>
+      <w:r>
+        <w:t xml:space="preserve"> (</w:t>
+      </w:r>
+      <w:r>
+        <w:rPr>
+          <w:rStyle w:val="QuoteChar"/>
+          <w:b/>
+          <w:bCs/>
+        </w:rPr>
+        <w:t>Chollet, F. (2017). Deep Learning with Python. Manning Publications.</w:t>
+      </w:r>
+      <w:r>
+        <w:rPr>
+          <w:rStyle w:val="QuoteChar"/>
+          <w:b/>
+          <w:bCs/>
+        </w:rPr>
+        <w:t>)</w:t>
+      </w:r>
     </w:p>
     <w:p>
       <w:pPr>
@@ -1617,11 +1796,10 @@
         <w:rPr>
           <w:noProof/>
         </w:rPr>
-        <w:lastRenderedPageBreak/>
         <w:drawing>
-          <wp:inline distT="0" distB="0" distL="0" distR="0" wp14:anchorId="6E88085C" wp14:editId="1132E863">
-            <wp:extent cx="5731510" cy="2150110"/>
-            <wp:effectExtent l="0" t="0" r="2540" b="2540"/>
+          <wp:inline distT="0" distB="0" distL="0" distR="0" wp14:anchorId="6E88085C" wp14:editId="507BD54B">
+            <wp:extent cx="4997450" cy="1874736"/>
+            <wp:effectExtent l="0" t="0" r="0" b="0"/>
             <wp:docPr id="307776163" name="Picture 1" descr="A computer code with many text&#10;&#10;Description automatically generated with medium confidence"/>
             <wp:cNvGraphicFramePr>
               <a:graphicFrameLocks xmlns:a="http://schemas.openxmlformats.org/drawingml/2006/main" noChangeAspect="1"/>
@@ -1634,7 +1812,7 @@
                     <pic:cNvPicPr/>
                   </pic:nvPicPr>
                   <pic:blipFill>
-                    <a:blip r:embed="rId20"/>
+                    <a:blip r:embed="rId24"/>
                     <a:stretch>
                       <a:fillRect/>
                     </a:stretch>
@@ -1642,7 +1820,7 @@
                   <pic:spPr>
                     <a:xfrm>
                       <a:off x="0" y="0"/>
-                      <a:ext cx="5731510" cy="2150110"/>
+                      <a:ext cx="5013419" cy="1880727"/>
                     </a:xfrm>
                     <a:prstGeom prst="rect">
                       <a:avLst/>
@@ -1673,6 +1851,7 @@
     </w:p>
     <w:p>
       <w:r>
+        <w:lastRenderedPageBreak/>
         <w:t>The loss curve tracks the model’s performance over epochs, highlighting the benefits of scaling in improving convergence.</w:t>
       </w:r>
     </w:p>
@@ -1685,9 +1864,9 @@
           <w:noProof/>
         </w:rPr>
         <w:drawing>
-          <wp:inline distT="0" distB="0" distL="0" distR="0" wp14:anchorId="12A31B92" wp14:editId="3B942B55">
-            <wp:extent cx="5731510" cy="4102735"/>
-            <wp:effectExtent l="0" t="0" r="2540" b="0"/>
+          <wp:inline distT="0" distB="0" distL="0" distR="0" wp14:anchorId="12A31B92" wp14:editId="6265D793">
+            <wp:extent cx="4326526" cy="3097018"/>
+            <wp:effectExtent l="0" t="0" r="0" b="8255"/>
             <wp:docPr id="1974565424" name="Picture 1" descr="A graph of a network training loss curve&#10;&#10;Description automatically generated"/>
             <wp:cNvGraphicFramePr>
               <a:graphicFrameLocks xmlns:a="http://schemas.openxmlformats.org/drawingml/2006/main" noChangeAspect="1"/>
@@ -1700,7 +1879,7 @@
                     <pic:cNvPicPr/>
                   </pic:nvPicPr>
                   <pic:blipFill>
-                    <a:blip r:embed="rId21"/>
+                    <a:blip r:embed="rId25"/>
                     <a:stretch>
                       <a:fillRect/>
                     </a:stretch>
@@ -1708,7 +1887,7 @@
                   <pic:spPr>
                     <a:xfrm>
                       <a:off x="0" y="0"/>
-                      <a:ext cx="5731510" cy="4102735"/>
+                      <a:ext cx="4333513" cy="3102020"/>
                     </a:xfrm>
                     <a:prstGeom prst="rect">
                       <a:avLst/>
@@ -1751,11 +1930,10 @@
         <w:rPr>
           <w:noProof/>
         </w:rPr>
-        <w:lastRenderedPageBreak/>
         <w:drawing>
-          <wp:inline distT="0" distB="0" distL="0" distR="0" wp14:anchorId="2AD83AD5" wp14:editId="3520B9EB">
-            <wp:extent cx="5731510" cy="4129405"/>
-            <wp:effectExtent l="0" t="0" r="2540" b="4445"/>
+          <wp:inline distT="0" distB="0" distL="0" distR="0" wp14:anchorId="2AD83AD5" wp14:editId="57489558">
+            <wp:extent cx="4696788" cy="3383916"/>
+            <wp:effectExtent l="0" t="0" r="8890" b="6985"/>
             <wp:docPr id="160095324" name="Picture 1" descr="A graph with a red line&#10;&#10;Description automatically generated"/>
             <wp:cNvGraphicFramePr>
               <a:graphicFrameLocks xmlns:a="http://schemas.openxmlformats.org/drawingml/2006/main" noChangeAspect="1"/>
@@ -1768,7 +1946,7 @@
                     <pic:cNvPicPr/>
                   </pic:nvPicPr>
                   <pic:blipFill>
-                    <a:blip r:embed="rId22"/>
+                    <a:blip r:embed="rId26"/>
                     <a:stretch>
                       <a:fillRect/>
                     </a:stretch>
@@ -1776,7 +1954,7 @@
                   <pic:spPr>
                     <a:xfrm>
                       <a:off x="0" y="0"/>
-                      <a:ext cx="5731510" cy="4129405"/>
+                      <a:ext cx="4699836" cy="3386112"/>
                     </a:xfrm>
                     <a:prstGeom prst="rect">
                       <a:avLst/>
@@ -1802,10 +1980,11 @@
         <w:rPr>
           <w:noProof/>
         </w:rPr>
+        <w:lastRenderedPageBreak/>
         <w:drawing>
-          <wp:inline distT="0" distB="0" distL="0" distR="0" wp14:anchorId="335C4E0D" wp14:editId="1B130981">
-            <wp:extent cx="5731510" cy="3985895"/>
-            <wp:effectExtent l="0" t="0" r="2540" b="0"/>
+          <wp:inline distT="0" distB="0" distL="0" distR="0" wp14:anchorId="335C4E0D" wp14:editId="26D0176D">
+            <wp:extent cx="4524396" cy="3146426"/>
+            <wp:effectExtent l="0" t="0" r="9525" b="0"/>
             <wp:docPr id="2057697666" name="Picture 1" descr="A graph of a network distribution&#10;&#10;Description automatically generated with medium confidence"/>
             <wp:cNvGraphicFramePr>
               <a:graphicFrameLocks xmlns:a="http://schemas.openxmlformats.org/drawingml/2006/main" noChangeAspect="1"/>
@@ -1818,7 +1997,7 @@
                     <pic:cNvPicPr/>
                   </pic:nvPicPr>
                   <pic:blipFill>
-                    <a:blip r:embed="rId23"/>
+                    <a:blip r:embed="rId27"/>
                     <a:stretch>
                       <a:fillRect/>
                     </a:stretch>
@@ -1826,7 +2005,7 @@
                   <pic:spPr>
                     <a:xfrm>
                       <a:off x="0" y="0"/>
-                      <a:ext cx="5731510" cy="3985895"/>
+                      <a:ext cx="4526469" cy="3147868"/>
                     </a:xfrm>
                     <a:prstGeom prst="rect">
                       <a:avLst/>
@@ -1841,7 +2020,6 @@
     </w:p>
     <w:p>
       <w:r>
-        <w:lastRenderedPageBreak/>
         <w:pict w14:anchorId="2357169D">
           <v:rect id="_x0000_i1034" style="width:0;height:1.5pt" o:hralign="center" o:hrstd="t" o:hr="t" fillcolor="#a0a0a0" stroked="f"/>
         </w:pict>
@@ -1892,9 +2070,9 @@
           <w:noProof/>
         </w:rPr>
         <w:drawing>
-          <wp:inline distT="0" distB="0" distL="0" distR="0" wp14:anchorId="01070524" wp14:editId="5F5287D5">
-            <wp:extent cx="5731510" cy="1607820"/>
-            <wp:effectExtent l="0" t="0" r="2540" b="0"/>
+          <wp:inline distT="0" distB="0" distL="0" distR="0" wp14:anchorId="01070524" wp14:editId="40718BD1">
+            <wp:extent cx="5006474" cy="1209386"/>
+            <wp:effectExtent l="0" t="0" r="3810" b="0"/>
             <wp:docPr id="1912094003" name="Picture 1" descr="A number and numbers on a white background&#10;&#10;Description automatically generated"/>
             <wp:cNvGraphicFramePr>
               <a:graphicFrameLocks xmlns:a="http://schemas.openxmlformats.org/drawingml/2006/main" noChangeAspect="1"/>
@@ -1907,7 +2085,7 @@
                     <pic:cNvPicPr/>
                   </pic:nvPicPr>
                   <pic:blipFill>
-                    <a:blip r:embed="rId24"/>
+                    <a:blip r:embed="rId28"/>
                     <a:stretch>
                       <a:fillRect/>
                     </a:stretch>
@@ -1915,7 +2093,7 @@
                   <pic:spPr>
                     <a:xfrm>
                       <a:off x="0" y="0"/>
-                      <a:ext cx="5731510" cy="1607820"/>
+                      <a:ext cx="5023663" cy="1213538"/>
                     </a:xfrm>
                     <a:prstGeom prst="rect">
                       <a:avLst/>
@@ -2047,6 +2225,7 @@
         </w:numPr>
       </w:pPr>
       <w:r>
+        <w:lastRenderedPageBreak/>
         <w:t>Pairwise relationships and correlations offer valuable insights for feature engineering.</w:t>
       </w:r>
     </w:p>
@@ -2126,17 +2305,40 @@
           <w:ilvl w:val="1"/>
           <w:numId w:val="12"/>
         </w:numPr>
-      </w:pPr>
-      <w:r>
-        <w:rPr>
-          <w:b/>
-          <w:bCs/>
-        </w:rPr>
-        <w:lastRenderedPageBreak/>
+        <w:rPr>
+          <w:rStyle w:val="QuoteChar"/>
+          <w:b/>
+          <w:bCs/>
+        </w:rPr>
+      </w:pPr>
+      <w:r>
+        <w:rPr>
+          <w:b/>
+          <w:bCs/>
+        </w:rPr>
         <w:t>Neural Network:</w:t>
       </w:r>
       <w:r>
         <w:t xml:space="preserve"> Excels in capturing non-linear patterns, making it more suitable for this dataset.</w:t>
+      </w:r>
+      <w:r>
+        <w:t xml:space="preserve"> (</w:t>
+      </w:r>
+      <w:r>
+        <w:rPr>
+          <w:rStyle w:val="QuoteChar"/>
+          <w:b/>
+          <w:bCs/>
+        </w:rPr>
+        <w:t>Chollet, F. (2017). Deep Learning with Python. Manning Publications.</w:t>
+      </w:r>
+      <w:r>
+        <w:rPr>
+          <w:rStyle w:val="QuoteChar"/>
+          <w:b/>
+          <w:bCs/>
+        </w:rPr>
+        <w:t>)</w:t>
       </w:r>
     </w:p>
     <w:p>
@@ -2173,15 +2375,7 @@
         </w:numPr>
       </w:pPr>
       <w:r>
-        <w:t xml:space="preserve">Explore ensemble models like Gradient Boosting or </w:t>
-      </w:r>
-      <w:proofErr w:type="spellStart"/>
-      <w:r>
-        <w:t>XGBoost</w:t>
-      </w:r>
-      <w:proofErr w:type="spellEnd"/>
-      <w:r>
-        <w:t>.</w:t>
+        <w:t>Explore ensemble models like Gradient Boosting or XGBoost.</w:t>
       </w:r>
     </w:p>
     <w:p>
@@ -2207,40 +2401,1196 @@
         <w:rPr>
           <w:b/>
           <w:bCs/>
-        </w:rPr>
-      </w:pPr>
-      <w:r>
-        <w:rPr>
-          <w:b/>
-          <w:bCs/>
-        </w:rPr>
-        <w:t>References</w:t>
-      </w:r>
+          <w:lang w:val="en-PK"/>
+        </w:rPr>
+      </w:pPr>
+      <w:r>
+        <w:rPr>
+          <w:b/>
+          <w:bCs/>
+          <w:lang w:val="en-PK"/>
+        </w:rPr>
+        <w:t>7</w:t>
+      </w:r>
+      <w:r>
+        <w:rPr>
+          <w:b/>
+          <w:bCs/>
+          <w:lang w:val="en-PK"/>
+        </w:rPr>
+        <w:t>. GitHub Repository</w:t>
+      </w:r>
+    </w:p>
+    <w:p>
+      <w:pPr>
+        <w:rPr>
+          <w:lang w:val="en-PK"/>
+        </w:rPr>
+      </w:pPr>
+      <w:r>
+        <w:rPr>
+          <w:lang w:val="en-PK"/>
+        </w:rPr>
+        <w:t xml:space="preserve">To ensure accessibility, transparency, and collaboration, a dedicated GitHub repository has been set up for the </w:t>
+      </w:r>
+      <w:r>
+        <w:rPr>
+          <w:b/>
+          <w:bCs/>
+          <w:lang w:val="en-PK"/>
+        </w:rPr>
+        <w:t>Regression Task: Predicting Car Fuel Efficiency</w:t>
+      </w:r>
+      <w:r>
+        <w:rPr>
+          <w:lang w:val="en-PK"/>
+        </w:rPr>
+        <w:t xml:space="preserve"> tutorial. This repository contains all necessary files, code, and resources to replicate the tutorial and further explore the concepts.</w:t>
+      </w:r>
+    </w:p>
+    <w:p>
+      <w:pPr>
+        <w:rPr>
+          <w:b/>
+          <w:bCs/>
+          <w:lang w:val="en-PK"/>
+        </w:rPr>
+      </w:pPr>
+      <w:r>
+        <w:rPr>
+          <w:b/>
+          <w:bCs/>
+          <w:lang w:val="en-PK"/>
+        </w:rPr>
+        <w:t>Repository Structure</w:t>
+      </w:r>
+    </w:p>
+    <w:p>
+      <w:pPr>
+        <w:rPr>
+          <w:lang w:val="en-PK"/>
+        </w:rPr>
+      </w:pPr>
+      <w:r>
+        <w:rPr>
+          <w:lang w:val="en-PK"/>
+        </w:rPr>
+        <w:t>The repository is organized in a way that ensures intuitive navigation:</w:t>
+      </w:r>
+    </w:p>
+    <w:p>
+      <w:pPr>
+        <w:rPr>
+          <w:lang w:val="en-PK"/>
+        </w:rPr>
+      </w:pPr>
+    </w:p>
+    <w:p>
+      <w:pPr>
+        <w:jc w:val="center"/>
+        <w:rPr>
+          <w:lang w:val="en-PK"/>
+        </w:rPr>
+      </w:pPr>
+      <w:r>
+        <w:rPr>
+          <w:lang w:val="en-PK"/>
+        </w:rPr>
+        <w:lastRenderedPageBreak/>
+        <w:drawing>
+          <wp:inline distT="0" distB="0" distL="0" distR="0" wp14:anchorId="18117652" wp14:editId="0D90D6C6">
+            <wp:extent cx="5731510" cy="1728470"/>
+            <wp:effectExtent l="0" t="0" r="2540" b="5080"/>
+            <wp:docPr id="483584571" name="Picture 1"/>
+            <wp:cNvGraphicFramePr>
+              <a:graphicFrameLocks xmlns:a="http://schemas.openxmlformats.org/drawingml/2006/main" noChangeAspect="1"/>
+            </wp:cNvGraphicFramePr>
+            <a:graphic xmlns:a="http://schemas.openxmlformats.org/drawingml/2006/main">
+              <a:graphicData uri="http://schemas.openxmlformats.org/drawingml/2006/picture">
+                <pic:pic xmlns:pic="http://schemas.openxmlformats.org/drawingml/2006/picture">
+                  <pic:nvPicPr>
+                    <pic:cNvPr id="483584571" name=""/>
+                    <pic:cNvPicPr/>
+                  </pic:nvPicPr>
+                  <pic:blipFill>
+                    <a:blip r:embed="rId29"/>
+                    <a:stretch>
+                      <a:fillRect/>
+                    </a:stretch>
+                  </pic:blipFill>
+                  <pic:spPr>
+                    <a:xfrm>
+                      <a:off x="0" y="0"/>
+                      <a:ext cx="5731510" cy="1728470"/>
+                    </a:xfrm>
+                    <a:prstGeom prst="rect">
+                      <a:avLst/>
+                    </a:prstGeom>
+                  </pic:spPr>
+                </pic:pic>
+              </a:graphicData>
+            </a:graphic>
+          </wp:inline>
+        </w:drawing>
+      </w:r>
+    </w:p>
+    <w:p>
+      <w:pPr>
+        <w:rPr>
+          <w:lang w:val="en-PK"/>
+        </w:rPr>
+      </w:pPr>
     </w:p>
     <w:p>
       <w:pPr>
         <w:numPr>
           <w:ilvl w:val="0"/>
-          <w:numId w:val="14"/>
+          <w:numId w:val="16"/>
         </w:numPr>
-      </w:pPr>
-      <w:r>
-        <w:t xml:space="preserve">Harrison, J., et al. (2023). </w:t>
-      </w:r>
-      <w:r>
-        <w:rPr>
-          <w:i/>
-          <w:iCs/>
-        </w:rPr>
-        <w:t>UCI Machine Learning Repository: Auto MPG Dataset</w:t>
-      </w:r>
-      <w:r>
-        <w:t xml:space="preserve">. Retrieved from </w:t>
-      </w:r>
-      <w:hyperlink r:id="rId25" w:tgtFrame="_new" w:history="1">
+        <w:rPr>
+          <w:lang w:val="en-PK"/>
+        </w:rPr>
+      </w:pPr>
+      <w:r>
+        <w:rPr>
+          <w:b/>
+          <w:bCs/>
+          <w:lang w:val="en-PK"/>
+        </w:rPr>
+        <w:t>Jupyter Notebook</w:t>
+      </w:r>
+      <w:r>
+        <w:rPr>
+          <w:lang w:val="en-PK"/>
+        </w:rPr>
+        <w:t>:</w:t>
+      </w:r>
+    </w:p>
+    <w:p>
+      <w:pPr>
+        <w:numPr>
+          <w:ilvl w:val="1"/>
+          <w:numId w:val="16"/>
+        </w:numPr>
+        <w:rPr>
+          <w:lang w:val="en-PK"/>
+        </w:rPr>
+      </w:pPr>
+      <w:r>
+        <w:rPr>
+          <w:lang w:val="en-PK"/>
+        </w:rPr>
+        <w:t>The interactive notebook demonstrates the preprocessing steps, regression modeling, and evaluation.</w:t>
+      </w:r>
+    </w:p>
+    <w:p>
+      <w:pPr>
+        <w:ind w:left="720"/>
+        <w:rPr>
+          <w:lang w:val="en-PK"/>
+        </w:rPr>
+      </w:pPr>
+      <w:hyperlink r:id="rId30" w:history="1">
         <w:r>
           <w:rPr>
             <w:rStyle w:val="Hyperlink"/>
+            <w:lang w:val="en-PK"/>
+          </w:rPr>
+          <w:t>https://github.com/sab110/Regression-Tutorial-Vehicle-Dataset/blob/main/Regression.ipynb</w:t>
+        </w:r>
+      </w:hyperlink>
+    </w:p>
+    <w:p>
+      <w:pPr>
+        <w:numPr>
+          <w:ilvl w:val="0"/>
+          <w:numId w:val="16"/>
+        </w:numPr>
+        <w:rPr>
+          <w:lang w:val="en-PK"/>
+        </w:rPr>
+      </w:pPr>
+      <w:r>
+        <w:rPr>
+          <w:b/>
+          <w:bCs/>
+          <w:lang w:val="en-PK"/>
+        </w:rPr>
+        <w:t>License</w:t>
+      </w:r>
+      <w:r>
+        <w:rPr>
+          <w:lang w:val="en-PK"/>
+        </w:rPr>
+        <w:t>:</w:t>
+      </w:r>
+    </w:p>
+    <w:p>
+      <w:pPr>
+        <w:numPr>
+          <w:ilvl w:val="1"/>
+          <w:numId w:val="16"/>
+        </w:numPr>
+        <w:rPr>
+          <w:lang w:val="en-PK"/>
+        </w:rPr>
+      </w:pPr>
+      <w:r>
+        <w:rPr>
+          <w:lang w:val="en-PK"/>
+        </w:rPr>
+        <w:t xml:space="preserve">The project is licensed under the </w:t>
+      </w:r>
+      <w:r>
+        <w:rPr>
+          <w:b/>
+          <w:bCs/>
+          <w:lang w:val="en-PK"/>
+        </w:rPr>
+        <w:t>MIT License</w:t>
+      </w:r>
+      <w:r>
+        <w:rPr>
+          <w:lang w:val="en-PK"/>
+        </w:rPr>
+        <w:t>, allowing open use, modification, and distribution.</w:t>
+      </w:r>
+    </w:p>
+    <w:p>
+      <w:pPr>
+        <w:ind w:left="720"/>
+        <w:rPr>
+          <w:lang w:val="en-PK"/>
+        </w:rPr>
+      </w:pPr>
+      <w:hyperlink r:id="rId31" w:history="1">
+        <w:r>
+          <w:rPr>
+            <w:rStyle w:val="Hyperlink"/>
+            <w:lang w:val="en-PK"/>
+          </w:rPr>
+          <w:t>https://github.com/sab110/Regression-Tutorial-Vehicle-Dataset/blob/main/LICENSE</w:t>
+        </w:r>
+      </w:hyperlink>
+    </w:p>
+    <w:p>
+      <w:pPr>
+        <w:numPr>
+          <w:ilvl w:val="0"/>
+          <w:numId w:val="16"/>
+        </w:numPr>
+        <w:rPr>
+          <w:lang w:val="en-PK"/>
+        </w:rPr>
+      </w:pPr>
+      <w:r>
+        <w:rPr>
+          <w:b/>
+          <w:bCs/>
+          <w:lang w:val="en-PK"/>
+        </w:rPr>
+        <w:t>README File</w:t>
+      </w:r>
+      <w:r>
+        <w:rPr>
+          <w:lang w:val="en-PK"/>
+        </w:rPr>
+        <w:t>:</w:t>
+      </w:r>
+    </w:p>
+    <w:p>
+      <w:pPr>
+        <w:numPr>
+          <w:ilvl w:val="1"/>
+          <w:numId w:val="16"/>
+        </w:numPr>
+        <w:rPr>
+          <w:lang w:val="en-PK"/>
+        </w:rPr>
+      </w:pPr>
+      <w:r>
+        <w:rPr>
+          <w:lang w:val="en-PK"/>
+        </w:rPr>
+        <w:t>The README file provides a comprehensive guide to the project, including:</w:t>
+      </w:r>
+    </w:p>
+    <w:p>
+      <w:pPr>
+        <w:numPr>
+          <w:ilvl w:val="2"/>
+          <w:numId w:val="16"/>
+        </w:numPr>
+        <w:rPr>
+          <w:lang w:val="en-PK"/>
+        </w:rPr>
+      </w:pPr>
+      <w:r>
+        <w:rPr>
+          <w:b/>
+          <w:bCs/>
+          <w:lang w:val="en-PK"/>
+        </w:rPr>
+        <w:t>Project Overview</w:t>
+      </w:r>
+      <w:r>
+        <w:rPr>
+          <w:lang w:val="en-PK"/>
+        </w:rPr>
+        <w:t>: A summary of the regression task.</w:t>
+      </w:r>
+    </w:p>
+    <w:p>
+      <w:pPr>
+        <w:numPr>
+          <w:ilvl w:val="2"/>
+          <w:numId w:val="16"/>
+        </w:numPr>
+        <w:rPr>
+          <w:lang w:val="en-PK"/>
+        </w:rPr>
+      </w:pPr>
+      <w:r>
+        <w:rPr>
+          <w:b/>
+          <w:bCs/>
+          <w:lang w:val="en-PK"/>
+        </w:rPr>
+        <w:t>Setup Instructions</w:t>
+      </w:r>
+      <w:r>
+        <w:rPr>
+          <w:lang w:val="en-PK"/>
+        </w:rPr>
+        <w:t>: Detailed steps for setting up the project locally:</w:t>
+      </w:r>
+    </w:p>
+    <w:p>
+      <w:pPr>
+        <w:ind w:left="2160"/>
+        <w:rPr>
+          <w:lang w:val="en-PK"/>
+        </w:rPr>
+      </w:pPr>
+    </w:p>
+    <w:p>
+      <w:pPr>
+        <w:pStyle w:val="Quote"/>
+        <w:jc w:val="left"/>
+        <w:rPr>
+          <w:lang w:val="en-PK"/>
+        </w:rPr>
+      </w:pPr>
+      <w:r>
+        <w:rPr>
+          <w:lang w:val="en-PK"/>
+        </w:rPr>
+        <w:t>git clone https://github.com/sab110/Regression-Tutorial-Vehicle-Dataset.git</w:t>
+      </w:r>
+    </w:p>
+    <w:p>
+      <w:pPr>
+        <w:pStyle w:val="Quote"/>
+        <w:jc w:val="left"/>
+        <w:rPr>
+          <w:lang w:val="en-PK"/>
+        </w:rPr>
+      </w:pPr>
+      <w:r>
+        <w:rPr>
+          <w:lang w:val="en-PK"/>
+        </w:rPr>
+        <w:t>cd Regression-Tutorial-Vehicle-Dataset</w:t>
+      </w:r>
+    </w:p>
+    <w:p>
+      <w:pPr>
+        <w:pStyle w:val="Quote"/>
+        <w:jc w:val="left"/>
+        <w:rPr>
+          <w:lang w:val="en-PK"/>
+        </w:rPr>
+      </w:pPr>
+      <w:r>
+        <w:rPr>
+          <w:lang w:val="en-PK"/>
+        </w:rPr>
+        <w:t>pip install -r requirements.txt</w:t>
+      </w:r>
+    </w:p>
+    <w:p>
+      <w:pPr>
+        <w:rPr>
+          <w:lang w:val="en-PK"/>
+        </w:rPr>
+      </w:pPr>
+    </w:p>
+    <w:p>
+      <w:pPr>
+        <w:numPr>
+          <w:ilvl w:val="2"/>
+          <w:numId w:val="16"/>
+        </w:numPr>
+        <w:rPr>
+          <w:lang w:val="en-PK"/>
+        </w:rPr>
+      </w:pPr>
+      <w:r>
+        <w:rPr>
+          <w:b/>
+          <w:bCs/>
+          <w:lang w:val="en-PK"/>
+        </w:rPr>
+        <w:t>Notebook Usage</w:t>
+      </w:r>
+      <w:r>
+        <w:rPr>
+          <w:lang w:val="en-PK"/>
+        </w:rPr>
+        <w:t>: Instructions for running the Jupyter Notebook for an interactive learning experience.</w:t>
+      </w:r>
+    </w:p>
+    <w:p>
+      <w:pPr>
+        <w:numPr>
+          <w:ilvl w:val="2"/>
+          <w:numId w:val="16"/>
+        </w:numPr>
+        <w:rPr>
+          <w:lang w:val="en-PK"/>
+        </w:rPr>
+      </w:pPr>
+      <w:r>
+        <w:rPr>
+          <w:b/>
+          <w:bCs/>
+          <w:lang w:val="en-PK"/>
+        </w:rPr>
+        <w:lastRenderedPageBreak/>
+        <w:t>Results Summary</w:t>
+      </w:r>
+      <w:r>
+        <w:rPr>
+          <w:lang w:val="en-PK"/>
+        </w:rPr>
+        <w:t>: Highlights of key outcomes such as model performance metrics and visualizations.</w:t>
+      </w:r>
+    </w:p>
+    <w:p>
+      <w:pPr>
+        <w:numPr>
+          <w:ilvl w:val="2"/>
+          <w:numId w:val="16"/>
+        </w:numPr>
+        <w:rPr>
+          <w:lang w:val="en-PK"/>
+        </w:rPr>
+      </w:pPr>
+      <w:r>
+        <w:rPr>
+          <w:b/>
+          <w:bCs/>
+          <w:lang w:val="en-PK"/>
+        </w:rPr>
+        <w:t>References</w:t>
+      </w:r>
+      <w:r>
+        <w:rPr>
+          <w:lang w:val="en-PK"/>
+        </w:rPr>
+        <w:t>: Links to all datasets, tools, and documentation cited in the project.</w:t>
+      </w:r>
+    </w:p>
+    <w:p>
+      <w:pPr>
+        <w:rPr>
+          <w:lang w:val="en-PK"/>
+        </w:rPr>
+      </w:pPr>
+      <w:hyperlink r:id="rId32" w:history="1">
+        <w:r>
+          <w:rPr>
+            <w:rStyle w:val="Hyperlink"/>
+            <w:lang w:val="en-PK"/>
+          </w:rPr>
+          <w:t>README Link</w:t>
+        </w:r>
+      </w:hyperlink>
+      <w:r>
+        <w:rPr>
+          <w:lang w:val="en-PK"/>
+        </w:rPr>
+        <w:pict w14:anchorId="6BDA5C77">
+          <v:rect id="_x0000_i1061" style="width:0;height:1.5pt" o:hralign="center" o:hrstd="t" o:hr="t" fillcolor="#a0a0a0" stroked="f"/>
+        </w:pict>
+      </w:r>
+    </w:p>
+    <w:p>
+      <w:pPr>
+        <w:rPr>
+          <w:b/>
+          <w:bCs/>
+          <w:lang w:val="en-PK"/>
+        </w:rPr>
+      </w:pPr>
+      <w:r>
+        <w:rPr>
+          <w:b/>
+          <w:bCs/>
+          <w:lang w:val="en-PK"/>
+        </w:rPr>
+        <w:t>Key Features of the Repository</w:t>
+      </w:r>
+    </w:p>
+    <w:p>
+      <w:pPr>
+        <w:numPr>
+          <w:ilvl w:val="0"/>
+          <w:numId w:val="17"/>
+        </w:numPr>
+        <w:rPr>
+          <w:lang w:val="en-PK"/>
+        </w:rPr>
+      </w:pPr>
+      <w:r>
+        <w:rPr>
+          <w:b/>
+          <w:bCs/>
+          <w:lang w:val="en-PK"/>
+        </w:rPr>
+        <w:t>Interactive Notebook</w:t>
+      </w:r>
+      <w:r>
+        <w:rPr>
+          <w:lang w:val="en-PK"/>
+        </w:rPr>
+        <w:t>:</w:t>
+      </w:r>
+    </w:p>
+    <w:p>
+      <w:pPr>
+        <w:numPr>
+          <w:ilvl w:val="1"/>
+          <w:numId w:val="17"/>
+        </w:numPr>
+        <w:rPr>
+          <w:lang w:val="en-PK"/>
+        </w:rPr>
+      </w:pPr>
+      <w:r>
+        <w:rPr>
+          <w:lang w:val="en-PK"/>
+        </w:rPr>
+        <w:t>Allows users to explore preprocessing techniques, feature scaling, and the impact on regression model performance.</w:t>
+      </w:r>
+    </w:p>
+    <w:p>
+      <w:pPr>
+        <w:numPr>
+          <w:ilvl w:val="1"/>
+          <w:numId w:val="17"/>
+        </w:numPr>
+        <w:rPr>
+          <w:lang w:val="en-PK"/>
+        </w:rPr>
+      </w:pPr>
+      <w:r>
+        <w:rPr>
+          <w:lang w:val="en-PK"/>
+        </w:rPr>
+        <w:t>Designed for step-by-step execution to facilitate understanding and experimentation.</w:t>
+      </w:r>
+    </w:p>
+    <w:p>
+      <w:pPr>
+        <w:numPr>
+          <w:ilvl w:val="0"/>
+          <w:numId w:val="17"/>
+        </w:numPr>
+        <w:rPr>
+          <w:lang w:val="en-PK"/>
+        </w:rPr>
+      </w:pPr>
+      <w:r>
+        <w:rPr>
+          <w:b/>
+          <w:bCs/>
+          <w:lang w:val="en-PK"/>
+        </w:rPr>
+        <w:t>Visualizations</w:t>
+      </w:r>
+      <w:r>
+        <w:rPr>
+          <w:lang w:val="en-PK"/>
+        </w:rPr>
+        <w:t>:</w:t>
+      </w:r>
+    </w:p>
+    <w:p>
+      <w:pPr>
+        <w:numPr>
+          <w:ilvl w:val="1"/>
+          <w:numId w:val="17"/>
+        </w:numPr>
+        <w:rPr>
+          <w:lang w:val="en-PK"/>
+        </w:rPr>
+      </w:pPr>
+      <w:r>
+        <w:rPr>
+          <w:lang w:val="en-PK"/>
+        </w:rPr>
+        <w:t>Includes correlation heatmaps, scaling distribution comparisons, scatter plots, and residual analyses.</w:t>
+      </w:r>
+    </w:p>
+    <w:p>
+      <w:pPr>
+        <w:numPr>
+          <w:ilvl w:val="0"/>
+          <w:numId w:val="17"/>
+        </w:numPr>
+        <w:rPr>
+          <w:lang w:val="en-PK"/>
+        </w:rPr>
+      </w:pPr>
+      <w:r>
+        <w:rPr>
+          <w:b/>
+          <w:bCs/>
+          <w:lang w:val="en-PK"/>
+        </w:rPr>
+        <w:t>Customizable Code</w:t>
+      </w:r>
+      <w:r>
+        <w:rPr>
+          <w:lang w:val="en-PK"/>
+        </w:rPr>
+        <w:t>:</w:t>
+      </w:r>
+    </w:p>
+    <w:p>
+      <w:pPr>
+        <w:numPr>
+          <w:ilvl w:val="1"/>
+          <w:numId w:val="17"/>
+        </w:numPr>
+        <w:rPr>
+          <w:lang w:val="en-PK"/>
+        </w:rPr>
+      </w:pPr>
+      <w:r>
+        <w:rPr>
+          <w:lang w:val="en-PK"/>
+        </w:rPr>
+        <w:t>Users can modify hyperparameters, scaling techniques, and model architectures to observe the impact on predictions.</w:t>
+      </w:r>
+    </w:p>
+    <w:p>
+      <w:pPr>
+        <w:numPr>
+          <w:ilvl w:val="0"/>
+          <w:numId w:val="17"/>
+        </w:numPr>
+        <w:rPr>
+          <w:lang w:val="en-PK"/>
+        </w:rPr>
+      </w:pPr>
+      <w:r>
+        <w:rPr>
+          <w:b/>
+          <w:bCs/>
+          <w:lang w:val="en-PK"/>
+        </w:rPr>
+        <w:t>Collaboration Ready</w:t>
+      </w:r>
+      <w:r>
+        <w:rPr>
+          <w:lang w:val="en-PK"/>
+        </w:rPr>
+        <w:t>:</w:t>
+      </w:r>
+    </w:p>
+    <w:p>
+      <w:pPr>
+        <w:numPr>
+          <w:ilvl w:val="1"/>
+          <w:numId w:val="17"/>
+        </w:numPr>
+        <w:rPr>
+          <w:lang w:val="en-PK"/>
+        </w:rPr>
+      </w:pPr>
+      <w:r>
+        <w:rPr>
+          <w:lang w:val="en-PK"/>
+        </w:rPr>
+        <w:t>The repository is designed for collaboration through issues, pull requests, and forks.</w:t>
+      </w:r>
+    </w:p>
+    <w:p>
+      <w:pPr>
+        <w:rPr>
+          <w:lang w:val="en-PK"/>
+        </w:rPr>
+      </w:pPr>
+      <w:r>
+        <w:rPr>
+          <w:lang w:val="en-PK"/>
+        </w:rPr>
+        <w:pict w14:anchorId="331A410F">
+          <v:rect id="_x0000_i1062" style="width:0;height:1.5pt" o:hralign="center" o:hrstd="t" o:hr="t" fillcolor="#a0a0a0" stroked="f"/>
+        </w:pict>
+      </w:r>
+    </w:p>
+    <w:p>
+      <w:pPr>
+        <w:rPr>
+          <w:b/>
+          <w:bCs/>
+          <w:lang w:val="en-PK"/>
+        </w:rPr>
+      </w:pPr>
+      <w:r>
+        <w:rPr>
+          <w:b/>
+          <w:bCs/>
+          <w:lang w:val="en-PK"/>
+        </w:rPr>
+        <w:t>Contribution Guidelines</w:t>
+      </w:r>
+    </w:p>
+    <w:p>
+      <w:pPr>
+        <w:rPr>
+          <w:lang w:val="en-PK"/>
+        </w:rPr>
+      </w:pPr>
+      <w:r>
+        <w:rPr>
+          <w:lang w:val="en-PK"/>
+        </w:rPr>
+        <w:t>We encourage contributions to improve and expand this tutorial! You can contribute by following these steps:</w:t>
+      </w:r>
+    </w:p>
+    <w:p>
+      <w:pPr>
+        <w:numPr>
+          <w:ilvl w:val="0"/>
+          <w:numId w:val="18"/>
+        </w:numPr>
+        <w:rPr>
+          <w:lang w:val="en-PK"/>
+        </w:rPr>
+      </w:pPr>
+      <w:r>
+        <w:rPr>
+          <w:b/>
+          <w:bCs/>
+          <w:lang w:val="en-PK"/>
+        </w:rPr>
+        <w:t>Fork the Repository</w:t>
+      </w:r>
+      <w:r>
+        <w:rPr>
+          <w:lang w:val="en-PK"/>
+        </w:rPr>
+        <w:t>:</w:t>
+      </w:r>
+    </w:p>
+    <w:p>
+      <w:pPr>
+        <w:numPr>
+          <w:ilvl w:val="1"/>
+          <w:numId w:val="18"/>
+        </w:numPr>
+        <w:rPr>
+          <w:lang w:val="en-PK"/>
+        </w:rPr>
+      </w:pPr>
+      <w:r>
+        <w:rPr>
+          <w:lang w:val="en-PK"/>
+        </w:rPr>
+        <w:t>Create a personal copy of the project using GitHub's "Fork" button.</w:t>
+      </w:r>
+    </w:p>
+    <w:p>
+      <w:pPr>
+        <w:numPr>
+          <w:ilvl w:val="0"/>
+          <w:numId w:val="18"/>
+        </w:numPr>
+        <w:rPr>
+          <w:lang w:val="en-PK"/>
+        </w:rPr>
+      </w:pPr>
+      <w:r>
+        <w:rPr>
+          <w:b/>
+          <w:bCs/>
+          <w:lang w:val="en-PK"/>
+        </w:rPr>
+        <w:t>Clone Your Fork</w:t>
+      </w:r>
+      <w:r>
+        <w:rPr>
+          <w:lang w:val="en-PK"/>
+        </w:rPr>
+        <w:t>:</w:t>
+      </w:r>
+    </w:p>
+    <w:p>
+      <w:pPr>
+        <w:numPr>
+          <w:ilvl w:val="1"/>
+          <w:numId w:val="18"/>
+        </w:numPr>
+        <w:rPr>
+          <w:lang w:val="en-PK"/>
+        </w:rPr>
+      </w:pPr>
+      <w:r>
+        <w:rPr>
+          <w:lang w:val="en-PK"/>
+        </w:rPr>
+        <w:t>Clone the repository to your local system:</w:t>
+      </w:r>
+    </w:p>
+    <w:p>
+      <w:pPr>
+        <w:pStyle w:val="Quote"/>
+        <w:rPr>
+          <w:lang w:val="en-PK"/>
+        </w:rPr>
+      </w:pPr>
+      <w:r>
+        <w:rPr>
+          <w:lang w:val="en-PK"/>
+        </w:rPr>
+        <w:t>git clone https://github.com/sab110/Regression-Tutorial-Vehicle-Dataset.git</w:t>
+      </w:r>
+    </w:p>
+    <w:p>
+      <w:pPr>
+        <w:numPr>
+          <w:ilvl w:val="0"/>
+          <w:numId w:val="18"/>
+        </w:numPr>
+        <w:rPr>
+          <w:lang w:val="en-PK"/>
+        </w:rPr>
+      </w:pPr>
+      <w:r>
+        <w:rPr>
+          <w:b/>
+          <w:bCs/>
+          <w:lang w:val="en-PK"/>
+        </w:rPr>
+        <w:t>Create a Feature Branch</w:t>
+      </w:r>
+      <w:r>
+        <w:rPr>
+          <w:lang w:val="en-PK"/>
+        </w:rPr>
+        <w:t>:</w:t>
+      </w:r>
+    </w:p>
+    <w:p>
+      <w:pPr>
+        <w:numPr>
+          <w:ilvl w:val="1"/>
+          <w:numId w:val="18"/>
+        </w:numPr>
+        <w:rPr>
+          <w:lang w:val="en-PK"/>
+        </w:rPr>
+      </w:pPr>
+      <w:r>
+        <w:rPr>
+          <w:lang w:val="en-PK"/>
+        </w:rPr>
+        <w:lastRenderedPageBreak/>
+        <w:t>Create a new branch for your feature or changes:</w:t>
+      </w:r>
+    </w:p>
+    <w:p>
+      <w:pPr>
+        <w:pStyle w:val="Quote"/>
+        <w:rPr>
+          <w:lang w:val="en-PK"/>
+        </w:rPr>
+      </w:pPr>
+      <w:r>
+        <w:rPr>
+          <w:lang w:val="en-PK"/>
+        </w:rPr>
+        <w:t xml:space="preserve">git checkout -b </w:t>
+      </w:r>
+      <w:r>
+        <w:rPr>
+          <w:lang w:val="en-PK"/>
+        </w:rPr>
+        <w:t>main</w:t>
+      </w:r>
+    </w:p>
+    <w:p>
+      <w:pPr>
+        <w:numPr>
+          <w:ilvl w:val="0"/>
+          <w:numId w:val="18"/>
+        </w:numPr>
+        <w:rPr>
+          <w:lang w:val="en-PK"/>
+        </w:rPr>
+      </w:pPr>
+      <w:r>
+        <w:rPr>
+          <w:b/>
+          <w:bCs/>
+          <w:lang w:val="en-PK"/>
+        </w:rPr>
+        <w:t>Commit and Push Changes</w:t>
+      </w:r>
+      <w:r>
+        <w:rPr>
+          <w:lang w:val="en-PK"/>
+        </w:rPr>
+        <w:t>:</w:t>
+      </w:r>
+    </w:p>
+    <w:p>
+      <w:pPr>
+        <w:numPr>
+          <w:ilvl w:val="1"/>
+          <w:numId w:val="18"/>
+        </w:numPr>
+        <w:rPr>
+          <w:lang w:val="en-PK"/>
+        </w:rPr>
+      </w:pPr>
+      <w:r>
+        <w:rPr>
+          <w:lang w:val="en-PK"/>
+        </w:rPr>
+        <w:t>Make your changes and commit them:</w:t>
+      </w:r>
+    </w:p>
+    <w:p>
+      <w:pPr>
+        <w:pStyle w:val="Quote"/>
+        <w:rPr>
+          <w:lang w:val="en-PK"/>
+        </w:rPr>
+      </w:pPr>
+      <w:r>
+        <w:rPr>
+          <w:lang w:val="en-PK"/>
+        </w:rPr>
+        <w:t>git commit -m "Description of changes"</w:t>
+      </w:r>
+    </w:p>
+    <w:p>
+      <w:pPr>
+        <w:pStyle w:val="Quote"/>
+        <w:rPr>
+          <w:lang w:val="en-PK"/>
+        </w:rPr>
+      </w:pPr>
+      <w:r>
+        <w:rPr>
+          <w:lang w:val="en-PK"/>
+        </w:rPr>
+        <w:t xml:space="preserve">git push origin </w:t>
+      </w:r>
+      <w:r>
+        <w:rPr>
+          <w:lang w:val="en-PK"/>
+        </w:rPr>
+        <w:t>main</w:t>
+      </w:r>
+    </w:p>
+    <w:p>
+      <w:pPr>
+        <w:numPr>
+          <w:ilvl w:val="0"/>
+          <w:numId w:val="18"/>
+        </w:numPr>
+        <w:rPr>
+          <w:lang w:val="en-PK"/>
+        </w:rPr>
+      </w:pPr>
+      <w:r>
+        <w:rPr>
+          <w:b/>
+          <w:bCs/>
+          <w:lang w:val="en-PK"/>
+        </w:rPr>
+        <w:t>Submit a Pull Request</w:t>
+      </w:r>
+      <w:r>
+        <w:rPr>
+          <w:lang w:val="en-PK"/>
+        </w:rPr>
+        <w:t>:</w:t>
+      </w:r>
+    </w:p>
+    <w:p>
+      <w:pPr>
+        <w:numPr>
+          <w:ilvl w:val="1"/>
+          <w:numId w:val="18"/>
+        </w:numPr>
+        <w:rPr>
+          <w:lang w:val="en-PK"/>
+        </w:rPr>
+      </w:pPr>
+      <w:r>
+        <w:rPr>
+          <w:lang w:val="en-PK"/>
+        </w:rPr>
+        <w:t>Open a pull request on the original repository for review.</w:t>
+      </w:r>
+    </w:p>
+    <w:p>
+      <w:pPr>
+        <w:rPr>
+          <w:lang w:val="en-PK"/>
+        </w:rPr>
+      </w:pPr>
+      <w:r>
+        <w:rPr>
+          <w:lang w:val="en-PK"/>
+        </w:rPr>
+        <w:pict w14:anchorId="113EB1CC">
+          <v:rect id="_x0000_i1063" style="width:0;height:1.5pt" o:hralign="center" o:hrstd="t" o:hr="t" fillcolor="#a0a0a0" stroked="f"/>
+        </w:pict>
+      </w:r>
+    </w:p>
+    <w:p>
+      <w:pPr>
+        <w:rPr>
+          <w:b/>
+          <w:bCs/>
+          <w:lang w:val="en-PK"/>
+        </w:rPr>
+      </w:pPr>
+      <w:r>
+        <w:rPr>
+          <w:b/>
+          <w:bCs/>
+          <w:lang w:val="en-PK"/>
+        </w:rPr>
+        <w:t>Licensing</w:t>
+      </w:r>
+    </w:p>
+    <w:p>
+      <w:pPr>
+        <w:rPr>
+          <w:lang w:val="en-PK"/>
+        </w:rPr>
+      </w:pPr>
+      <w:r>
+        <w:rPr>
+          <w:lang w:val="en-PK"/>
+        </w:rPr>
+        <w:t xml:space="preserve">This project is licensed under the </w:t>
+      </w:r>
+      <w:r>
+        <w:rPr>
+          <w:b/>
+          <w:bCs/>
+          <w:lang w:val="en-PK"/>
+        </w:rPr>
+        <w:t>MIT License</w:t>
+      </w:r>
+      <w:r>
+        <w:rPr>
+          <w:lang w:val="en-PK"/>
+        </w:rPr>
+        <w:t xml:space="preserve">, ensuring that the work is open for use, modification, and distribution. For detailed terms, see the </w:t>
+      </w:r>
+      <w:hyperlink r:id="rId33" w:history="1">
+        <w:r>
+          <w:rPr>
+            <w:rStyle w:val="Hyperlink"/>
+            <w:lang w:val="en-PK"/>
+          </w:rPr>
+          <w:t>LICENSE File</w:t>
+        </w:r>
+      </w:hyperlink>
+      <w:r>
+        <w:rPr>
+          <w:lang w:val="en-PK"/>
+        </w:rPr>
+        <w:t>.</w:t>
+      </w:r>
+    </w:p>
+    <w:p>
+      <w:pPr>
+        <w:rPr>
+          <w:lang w:val="en-PK"/>
+        </w:rPr>
+      </w:pPr>
+      <w:r>
+        <w:rPr>
+          <w:lang w:val="en-PK"/>
+        </w:rPr>
+        <w:pict w14:anchorId="2D378E51">
+          <v:rect id="_x0000_i1064" style="width:0;height:1.5pt" o:hralign="center" o:hrstd="t" o:hr="t" fillcolor="#a0a0a0" stroked="f"/>
+        </w:pict>
+      </w:r>
+    </w:p>
+    <w:p>
+      <w:pPr>
+        <w:rPr>
+          <w:b/>
+          <w:bCs/>
+          <w:lang w:val="en-PK"/>
+        </w:rPr>
+      </w:pPr>
+      <w:r>
+        <w:rPr>
+          <w:b/>
+          <w:bCs/>
+          <w:lang w:val="en-PK"/>
+        </w:rPr>
+        <w:t>References</w:t>
+      </w:r>
+    </w:p>
+    <w:p>
+      <w:pPr>
+        <w:rPr>
+          <w:lang w:val="en-PK"/>
+        </w:rPr>
+      </w:pPr>
+      <w:r>
+        <w:rPr>
+          <w:lang w:val="en-PK"/>
+        </w:rPr>
+        <w:t>To maintain academic integrity, all borrowed content is cited at its point of mention in the notebook or report. Below is a list of references:</w:t>
+      </w:r>
+    </w:p>
+    <w:p>
+      <w:pPr>
+        <w:numPr>
+          <w:ilvl w:val="0"/>
+          <w:numId w:val="19"/>
+        </w:numPr>
+        <w:rPr>
+          <w:lang w:val="en-PK"/>
+        </w:rPr>
+      </w:pPr>
+      <w:r>
+        <w:rPr>
+          <w:lang w:val="en-PK"/>
+        </w:rPr>
+        <w:t xml:space="preserve">Harrison, J., et al. (2023). UCI Machine Learning Repository: Auto MPG Dataset. Retrieved from </w:t>
+      </w:r>
+      <w:hyperlink r:id="rId34" w:tgtFrame="_new" w:history="1">
+        <w:r>
+          <w:rPr>
+            <w:rStyle w:val="Hyperlink"/>
+            <w:lang w:val="en-PK"/>
           </w:rPr>
           <w:t>https://archive.ics.uci.edu/ml/datasets/Auto+MPG</w:t>
         </w:r>
@@ -2250,52 +3600,96 @@
       <w:pPr>
         <w:numPr>
           <w:ilvl w:val="0"/>
-          <w:numId w:val="14"/>
+          <w:numId w:val="19"/>
         </w:numPr>
-      </w:pPr>
-      <w:r>
-        <w:t xml:space="preserve">Pedregosa, F., et al. (2011). Scikit-learn: Machine Learning in Python. </w:t>
-      </w:r>
-      <w:r>
-        <w:rPr>
-          <w:i/>
-          <w:iCs/>
-        </w:rPr>
-        <w:t>Journal of Machine Learning Research</w:t>
-      </w:r>
-      <w:r>
-        <w:t>, 12, 2825–2830.</w:t>
+        <w:rPr>
+          <w:lang w:val="en-PK"/>
+        </w:rPr>
+      </w:pPr>
+      <w:r>
+        <w:rPr>
+          <w:lang w:val="en-PK"/>
+        </w:rPr>
+        <w:t>Pedregosa, F., et al. (2011). Scikit-learn: Machine Learning in Python. Journal of Machine Learning Research, 12, 2825–2830.</w:t>
       </w:r>
     </w:p>
     <w:p>
       <w:pPr>
         <w:numPr>
           <w:ilvl w:val="0"/>
-          <w:numId w:val="14"/>
+          <w:numId w:val="19"/>
         </w:numPr>
-      </w:pPr>
-      <w:r>
-        <w:t xml:space="preserve">Chollet, F. (2017). </w:t>
-      </w:r>
-      <w:r>
-        <w:rPr>
-          <w:i/>
-          <w:iCs/>
-        </w:rPr>
-        <w:t>Deep Learning with Python</w:t>
-      </w:r>
-      <w:r>
-        <w:t>. Manning Publications.</w:t>
-      </w:r>
+        <w:rPr>
+          <w:lang w:val="en-PK"/>
+        </w:rPr>
+      </w:pPr>
+      <w:r>
+        <w:rPr>
+          <w:lang w:val="en-PK"/>
+        </w:rPr>
+        <w:t>Chollet, F. (2017). Deep Learning with Python. Manning Publications.</w:t>
+      </w:r>
+    </w:p>
+    <w:p>
+      <w:pPr>
+        <w:numPr>
+          <w:ilvl w:val="0"/>
+          <w:numId w:val="19"/>
+        </w:numPr>
+        <w:rPr>
+          <w:lang w:val="en-PK"/>
+        </w:rPr>
+      </w:pPr>
+      <w:r>
+        <w:rPr>
+          <w:lang w:val="en-PK"/>
+        </w:rPr>
+        <w:t xml:space="preserve">TensorFlow Documentation. (2023). Retrieved from </w:t>
+      </w:r>
+      <w:hyperlink r:id="rId35" w:tgtFrame="_new" w:history="1">
+        <w:r>
+          <w:rPr>
+            <w:rStyle w:val="Hyperlink"/>
+            <w:lang w:val="en-PK"/>
+          </w:rPr>
+          <w:t>https://www.tensorflow.org/</w:t>
+        </w:r>
+      </w:hyperlink>
+    </w:p>
+    <w:p>
+      <w:pPr>
+        <w:numPr>
+          <w:ilvl w:val="0"/>
+          <w:numId w:val="19"/>
+        </w:numPr>
+        <w:rPr>
+          <w:lang w:val="en-PK"/>
+        </w:rPr>
+      </w:pPr>
+      <w:r>
+        <w:rPr>
+          <w:lang w:val="en-PK"/>
+        </w:rPr>
+        <w:t xml:space="preserve">UCI Repository License Information. (2023). Retrieved from </w:t>
+      </w:r>
+      <w:hyperlink r:id="rId36" w:tgtFrame="_new" w:history="1">
+        <w:r>
+          <w:rPr>
+            <w:rStyle w:val="Hyperlink"/>
+            <w:lang w:val="en-PK"/>
+          </w:rPr>
+          <w:t>https://archive.ics.uci.edu/ml/about.html</w:t>
+        </w:r>
+      </w:hyperlink>
     </w:p>
     <w:p/>
     <w:sectPr>
-      <w:headerReference w:type="even" r:id="rId26"/>
-      <w:headerReference w:type="default" r:id="rId27"/>
-      <w:footerReference w:type="even" r:id="rId28"/>
-      <w:footerReference w:type="default" r:id="rId29"/>
-      <w:headerReference w:type="first" r:id="rId30"/>
-      <w:footerReference w:type="first" r:id="rId31"/>
+      <w:headerReference w:type="even" r:id="rId37"/>
+      <w:headerReference w:type="default" r:id="rId38"/>
+      <w:footerReference w:type="even" r:id="rId39"/>
+      <w:footerReference w:type="default" r:id="rId40"/>
+      <w:headerReference w:type="first" r:id="rId41"/>
+      <w:footerReference w:type="first" r:id="rId42"/>
       <w:pgSz w:w="11906" w:h="16838"/>
       <w:pgMar w:top="1440" w:right="1440" w:bottom="1440" w:left="1440" w:header="708" w:footer="708" w:gutter="0"/>
       <w:cols w:space="708"/>
@@ -2609,6 +4003,240 @@
     </w:lvl>
   </w:abstractNum>
   <w:abstractNum w:abstractNumId="1" w15:restartNumberingAfterBreak="0">
+    <w:nsid w:val="070F6A58"/>
+    <w:multiLevelType w:val="multilevel"/>
+    <w:tmpl w:val="19B0BEC2"/>
+    <w:lvl w:ilvl="0">
+      <w:start w:val="1"/>
+      <w:numFmt w:val="decimal"/>
+      <w:lvlText w:val="%1."/>
+      <w:lvlJc w:val="left"/>
+      <w:pPr>
+        <w:tabs>
+          <w:tab w:val="num" w:pos="720"/>
+        </w:tabs>
+        <w:ind w:left="720" w:hanging="360"/>
+      </w:pPr>
+    </w:lvl>
+    <w:lvl w:ilvl="1">
+      <w:start w:val="1"/>
+      <w:numFmt w:val="bullet"/>
+      <w:lvlText w:val="o"/>
+      <w:lvlJc w:val="left"/>
+      <w:pPr>
+        <w:tabs>
+          <w:tab w:val="num" w:pos="1440"/>
+        </w:tabs>
+        <w:ind w:left="1440" w:hanging="360"/>
+      </w:pPr>
+      <w:rPr>
+        <w:rFonts w:ascii="Courier New" w:hAnsi="Courier New" w:hint="default"/>
+        <w:sz w:val="20"/>
+      </w:rPr>
+    </w:lvl>
+    <w:lvl w:ilvl="2" w:tentative="1">
+      <w:start w:val="1"/>
+      <w:numFmt w:val="decimal"/>
+      <w:lvlText w:val="%3."/>
+      <w:lvlJc w:val="left"/>
+      <w:pPr>
+        <w:tabs>
+          <w:tab w:val="num" w:pos="2160"/>
+        </w:tabs>
+        <w:ind w:left="2160" w:hanging="360"/>
+      </w:pPr>
+    </w:lvl>
+    <w:lvl w:ilvl="3" w:tentative="1">
+      <w:start w:val="1"/>
+      <w:numFmt w:val="decimal"/>
+      <w:lvlText w:val="%4."/>
+      <w:lvlJc w:val="left"/>
+      <w:pPr>
+        <w:tabs>
+          <w:tab w:val="num" w:pos="2880"/>
+        </w:tabs>
+        <w:ind w:left="2880" w:hanging="360"/>
+      </w:pPr>
+    </w:lvl>
+    <w:lvl w:ilvl="4" w:tentative="1">
+      <w:start w:val="1"/>
+      <w:numFmt w:val="decimal"/>
+      <w:lvlText w:val="%5."/>
+      <w:lvlJc w:val="left"/>
+      <w:pPr>
+        <w:tabs>
+          <w:tab w:val="num" w:pos="3600"/>
+        </w:tabs>
+        <w:ind w:left="3600" w:hanging="360"/>
+      </w:pPr>
+    </w:lvl>
+    <w:lvl w:ilvl="5" w:tentative="1">
+      <w:start w:val="1"/>
+      <w:numFmt w:val="decimal"/>
+      <w:lvlText w:val="%6."/>
+      <w:lvlJc w:val="left"/>
+      <w:pPr>
+        <w:tabs>
+          <w:tab w:val="num" w:pos="4320"/>
+        </w:tabs>
+        <w:ind w:left="4320" w:hanging="360"/>
+      </w:pPr>
+    </w:lvl>
+    <w:lvl w:ilvl="6" w:tentative="1">
+      <w:start w:val="1"/>
+      <w:numFmt w:val="decimal"/>
+      <w:lvlText w:val="%7."/>
+      <w:lvlJc w:val="left"/>
+      <w:pPr>
+        <w:tabs>
+          <w:tab w:val="num" w:pos="5040"/>
+        </w:tabs>
+        <w:ind w:left="5040" w:hanging="360"/>
+      </w:pPr>
+    </w:lvl>
+    <w:lvl w:ilvl="7" w:tentative="1">
+      <w:start w:val="1"/>
+      <w:numFmt w:val="decimal"/>
+      <w:lvlText w:val="%8."/>
+      <w:lvlJc w:val="left"/>
+      <w:pPr>
+        <w:tabs>
+          <w:tab w:val="num" w:pos="5760"/>
+        </w:tabs>
+        <w:ind w:left="5760" w:hanging="360"/>
+      </w:pPr>
+    </w:lvl>
+    <w:lvl w:ilvl="8" w:tentative="1">
+      <w:start w:val="1"/>
+      <w:numFmt w:val="decimal"/>
+      <w:lvlText w:val="%9."/>
+      <w:lvlJc w:val="left"/>
+      <w:pPr>
+        <w:tabs>
+          <w:tab w:val="num" w:pos="6480"/>
+        </w:tabs>
+        <w:ind w:left="6480" w:hanging="360"/>
+      </w:pPr>
+    </w:lvl>
+  </w:abstractNum>
+  <w:abstractNum w:abstractNumId="2" w15:restartNumberingAfterBreak="0">
+    <w:nsid w:val="0D30180C"/>
+    <w:multiLevelType w:val="multilevel"/>
+    <w:tmpl w:val="5ACE02BE"/>
+    <w:lvl w:ilvl="0">
+      <w:start w:val="1"/>
+      <w:numFmt w:val="decimal"/>
+      <w:lvlText w:val="%1."/>
+      <w:lvlJc w:val="left"/>
+      <w:pPr>
+        <w:tabs>
+          <w:tab w:val="num" w:pos="720"/>
+        </w:tabs>
+        <w:ind w:left="720" w:hanging="360"/>
+      </w:pPr>
+    </w:lvl>
+    <w:lvl w:ilvl="1">
+      <w:start w:val="1"/>
+      <w:numFmt w:val="bullet"/>
+      <w:lvlText w:val="o"/>
+      <w:lvlJc w:val="left"/>
+      <w:pPr>
+        <w:tabs>
+          <w:tab w:val="num" w:pos="1440"/>
+        </w:tabs>
+        <w:ind w:left="1440" w:hanging="360"/>
+      </w:pPr>
+      <w:rPr>
+        <w:rFonts w:ascii="Courier New" w:hAnsi="Courier New" w:hint="default"/>
+        <w:sz w:val="20"/>
+      </w:rPr>
+    </w:lvl>
+    <w:lvl w:ilvl="2" w:tentative="1">
+      <w:start w:val="1"/>
+      <w:numFmt w:val="decimal"/>
+      <w:lvlText w:val="%3."/>
+      <w:lvlJc w:val="left"/>
+      <w:pPr>
+        <w:tabs>
+          <w:tab w:val="num" w:pos="2160"/>
+        </w:tabs>
+        <w:ind w:left="2160" w:hanging="360"/>
+      </w:pPr>
+    </w:lvl>
+    <w:lvl w:ilvl="3" w:tentative="1">
+      <w:start w:val="1"/>
+      <w:numFmt w:val="decimal"/>
+      <w:lvlText w:val="%4."/>
+      <w:lvlJc w:val="left"/>
+      <w:pPr>
+        <w:tabs>
+          <w:tab w:val="num" w:pos="2880"/>
+        </w:tabs>
+        <w:ind w:left="2880" w:hanging="360"/>
+      </w:pPr>
+    </w:lvl>
+    <w:lvl w:ilvl="4" w:tentative="1">
+      <w:start w:val="1"/>
+      <w:numFmt w:val="decimal"/>
+      <w:lvlText w:val="%5."/>
+      <w:lvlJc w:val="left"/>
+      <w:pPr>
+        <w:tabs>
+          <w:tab w:val="num" w:pos="3600"/>
+        </w:tabs>
+        <w:ind w:left="3600" w:hanging="360"/>
+      </w:pPr>
+    </w:lvl>
+    <w:lvl w:ilvl="5" w:tentative="1">
+      <w:start w:val="1"/>
+      <w:numFmt w:val="decimal"/>
+      <w:lvlText w:val="%6."/>
+      <w:lvlJc w:val="left"/>
+      <w:pPr>
+        <w:tabs>
+          <w:tab w:val="num" w:pos="4320"/>
+        </w:tabs>
+        <w:ind w:left="4320" w:hanging="360"/>
+      </w:pPr>
+    </w:lvl>
+    <w:lvl w:ilvl="6" w:tentative="1">
+      <w:start w:val="1"/>
+      <w:numFmt w:val="decimal"/>
+      <w:lvlText w:val="%7."/>
+      <w:lvlJc w:val="left"/>
+      <w:pPr>
+        <w:tabs>
+          <w:tab w:val="num" w:pos="5040"/>
+        </w:tabs>
+        <w:ind w:left="5040" w:hanging="360"/>
+      </w:pPr>
+    </w:lvl>
+    <w:lvl w:ilvl="7" w:tentative="1">
+      <w:start w:val="1"/>
+      <w:numFmt w:val="decimal"/>
+      <w:lvlText w:val="%8."/>
+      <w:lvlJc w:val="left"/>
+      <w:pPr>
+        <w:tabs>
+          <w:tab w:val="num" w:pos="5760"/>
+        </w:tabs>
+        <w:ind w:left="5760" w:hanging="360"/>
+      </w:pPr>
+    </w:lvl>
+    <w:lvl w:ilvl="8" w:tentative="1">
+      <w:start w:val="1"/>
+      <w:numFmt w:val="decimal"/>
+      <w:lvlText w:val="%9."/>
+      <w:lvlJc w:val="left"/>
+      <w:pPr>
+        <w:tabs>
+          <w:tab w:val="num" w:pos="6480"/>
+        </w:tabs>
+        <w:ind w:left="6480" w:hanging="360"/>
+      </w:pPr>
+    </w:lvl>
+  </w:abstractNum>
+  <w:abstractNum w:abstractNumId="3" w15:restartNumberingAfterBreak="0">
     <w:nsid w:val="177813C6"/>
     <w:multiLevelType w:val="multilevel"/>
     <w:tmpl w:val="A3AA584C"/>
@@ -2721,7 +4349,7 @@
       </w:pPr>
     </w:lvl>
   </w:abstractNum>
-  <w:abstractNum w:abstractNumId="2" w15:restartNumberingAfterBreak="0">
+  <w:abstractNum w:abstractNumId="4" w15:restartNumberingAfterBreak="0">
     <w:nsid w:val="1E7805EA"/>
     <w:multiLevelType w:val="multilevel"/>
     <w:tmpl w:val="16529FC2"/>
@@ -2870,7 +4498,7 @@
       </w:rPr>
     </w:lvl>
   </w:abstractNum>
-  <w:abstractNum w:abstractNumId="3" w15:restartNumberingAfterBreak="0">
+  <w:abstractNum w:abstractNumId="5" w15:restartNumberingAfterBreak="0">
     <w:nsid w:val="20580C35"/>
     <w:multiLevelType w:val="multilevel"/>
     <w:tmpl w:val="E4681B7E"/>
@@ -2983,7 +4611,120 @@
       </w:pPr>
     </w:lvl>
   </w:abstractNum>
-  <w:abstractNum w:abstractNumId="4" w15:restartNumberingAfterBreak="0">
+  <w:abstractNum w:abstractNumId="6" w15:restartNumberingAfterBreak="0">
+    <w:nsid w:val="23274477"/>
+    <w:multiLevelType w:val="multilevel"/>
+    <w:tmpl w:val="77CE869A"/>
+    <w:lvl w:ilvl="0">
+      <w:start w:val="1"/>
+      <w:numFmt w:val="decimal"/>
+      <w:lvlText w:val="%1."/>
+      <w:lvlJc w:val="left"/>
+      <w:pPr>
+        <w:tabs>
+          <w:tab w:val="num" w:pos="720"/>
+        </w:tabs>
+        <w:ind w:left="720" w:hanging="360"/>
+      </w:pPr>
+    </w:lvl>
+    <w:lvl w:ilvl="1" w:tentative="1">
+      <w:start w:val="1"/>
+      <w:numFmt w:val="decimal"/>
+      <w:lvlText w:val="%2."/>
+      <w:lvlJc w:val="left"/>
+      <w:pPr>
+        <w:tabs>
+          <w:tab w:val="num" w:pos="1440"/>
+        </w:tabs>
+        <w:ind w:left="1440" w:hanging="360"/>
+      </w:pPr>
+    </w:lvl>
+    <w:lvl w:ilvl="2" w:tentative="1">
+      <w:start w:val="1"/>
+      <w:numFmt w:val="decimal"/>
+      <w:lvlText w:val="%3."/>
+      <w:lvlJc w:val="left"/>
+      <w:pPr>
+        <w:tabs>
+          <w:tab w:val="num" w:pos="2160"/>
+        </w:tabs>
+        <w:ind w:left="2160" w:hanging="360"/>
+      </w:pPr>
+    </w:lvl>
+    <w:lvl w:ilvl="3" w:tentative="1">
+      <w:start w:val="1"/>
+      <w:numFmt w:val="decimal"/>
+      <w:lvlText w:val="%4."/>
+      <w:lvlJc w:val="left"/>
+      <w:pPr>
+        <w:tabs>
+          <w:tab w:val="num" w:pos="2880"/>
+        </w:tabs>
+        <w:ind w:left="2880" w:hanging="360"/>
+      </w:pPr>
+    </w:lvl>
+    <w:lvl w:ilvl="4" w:tentative="1">
+      <w:start w:val="1"/>
+      <w:numFmt w:val="decimal"/>
+      <w:lvlText w:val="%5."/>
+      <w:lvlJc w:val="left"/>
+      <w:pPr>
+        <w:tabs>
+          <w:tab w:val="num" w:pos="3600"/>
+        </w:tabs>
+        <w:ind w:left="3600" w:hanging="360"/>
+      </w:pPr>
+    </w:lvl>
+    <w:lvl w:ilvl="5" w:tentative="1">
+      <w:start w:val="1"/>
+      <w:numFmt w:val="decimal"/>
+      <w:lvlText w:val="%6."/>
+      <w:lvlJc w:val="left"/>
+      <w:pPr>
+        <w:tabs>
+          <w:tab w:val="num" w:pos="4320"/>
+        </w:tabs>
+        <w:ind w:left="4320" w:hanging="360"/>
+      </w:pPr>
+    </w:lvl>
+    <w:lvl w:ilvl="6" w:tentative="1">
+      <w:start w:val="1"/>
+      <w:numFmt w:val="decimal"/>
+      <w:lvlText w:val="%7."/>
+      <w:lvlJc w:val="left"/>
+      <w:pPr>
+        <w:tabs>
+          <w:tab w:val="num" w:pos="5040"/>
+        </w:tabs>
+        <w:ind w:left="5040" w:hanging="360"/>
+      </w:pPr>
+    </w:lvl>
+    <w:lvl w:ilvl="7" w:tentative="1">
+      <w:start w:val="1"/>
+      <w:numFmt w:val="decimal"/>
+      <w:lvlText w:val="%8."/>
+      <w:lvlJc w:val="left"/>
+      <w:pPr>
+        <w:tabs>
+          <w:tab w:val="num" w:pos="5760"/>
+        </w:tabs>
+        <w:ind w:left="5760" w:hanging="360"/>
+      </w:pPr>
+    </w:lvl>
+    <w:lvl w:ilvl="8" w:tentative="1">
+      <w:start w:val="1"/>
+      <w:numFmt w:val="decimal"/>
+      <w:lvlText w:val="%9."/>
+      <w:lvlJc w:val="left"/>
+      <w:pPr>
+        <w:tabs>
+          <w:tab w:val="num" w:pos="6480"/>
+        </w:tabs>
+        <w:ind w:left="6480" w:hanging="360"/>
+      </w:pPr>
+    </w:lvl>
+  </w:abstractNum>
+  <w:abstractNum w:abstractNumId="7" w15:restartNumberingAfterBreak="0">
     <w:nsid w:val="285D2B2F"/>
     <w:multiLevelType w:val="multilevel"/>
     <w:tmpl w:val="E61A297C"/>
@@ -3132,7 +4873,7 @@
       </w:rPr>
     </w:lvl>
   </w:abstractNum>
-  <w:abstractNum w:abstractNumId="5" w15:restartNumberingAfterBreak="0">
+  <w:abstractNum w:abstractNumId="8" w15:restartNumberingAfterBreak="0">
     <w:nsid w:val="369D5540"/>
     <w:multiLevelType w:val="multilevel"/>
     <w:tmpl w:val="97C049EA"/>
@@ -3245,7 +4986,7 @@
       </w:pPr>
     </w:lvl>
   </w:abstractNum>
-  <w:abstractNum w:abstractNumId="6" w15:restartNumberingAfterBreak="0">
+  <w:abstractNum w:abstractNumId="9" w15:restartNumberingAfterBreak="0">
     <w:nsid w:val="39330B66"/>
     <w:multiLevelType w:val="multilevel"/>
     <w:tmpl w:val="F006C1D8"/>
@@ -3362,7 +5103,7 @@
       </w:pPr>
     </w:lvl>
   </w:abstractNum>
-  <w:abstractNum w:abstractNumId="7" w15:restartNumberingAfterBreak="0">
+  <w:abstractNum w:abstractNumId="10" w15:restartNumberingAfterBreak="0">
     <w:nsid w:val="49B03C51"/>
     <w:multiLevelType w:val="multilevel"/>
     <w:tmpl w:val="789C6656"/>
@@ -3475,7 +5216,7 @@
       </w:pPr>
     </w:lvl>
   </w:abstractNum>
-  <w:abstractNum w:abstractNumId="8" w15:restartNumberingAfterBreak="0">
+  <w:abstractNum w:abstractNumId="11" w15:restartNumberingAfterBreak="0">
     <w:nsid w:val="53373F0F"/>
     <w:multiLevelType w:val="multilevel"/>
     <w:tmpl w:val="D1901F72"/>
@@ -3624,7 +5365,7 @@
       </w:rPr>
     </w:lvl>
   </w:abstractNum>
-  <w:abstractNum w:abstractNumId="9" w15:restartNumberingAfterBreak="0">
+  <w:abstractNum w:abstractNumId="12" w15:restartNumberingAfterBreak="0">
     <w:nsid w:val="53DD06BB"/>
     <w:multiLevelType w:val="multilevel"/>
     <w:tmpl w:val="D78E1612"/>
@@ -3773,7 +5514,7 @@
       </w:rPr>
     </w:lvl>
   </w:abstractNum>
-  <w:abstractNum w:abstractNumId="10" w15:restartNumberingAfterBreak="0">
+  <w:abstractNum w:abstractNumId="13" w15:restartNumberingAfterBreak="0">
     <w:nsid w:val="590E42C7"/>
     <w:multiLevelType w:val="multilevel"/>
     <w:tmpl w:val="3C747F9A"/>
@@ -3922,7 +5663,128 @@
       </w:rPr>
     </w:lvl>
   </w:abstractNum>
-  <w:abstractNum w:abstractNumId="11" w15:restartNumberingAfterBreak="0">
+  <w:abstractNum w:abstractNumId="14" w15:restartNumberingAfterBreak="0">
+    <w:nsid w:val="619B33FC"/>
+    <w:multiLevelType w:val="multilevel"/>
+    <w:tmpl w:val="034A6C4A"/>
+    <w:lvl w:ilvl="0">
+      <w:start w:val="1"/>
+      <w:numFmt w:val="decimal"/>
+      <w:lvlText w:val="%1."/>
+      <w:lvlJc w:val="left"/>
+      <w:pPr>
+        <w:tabs>
+          <w:tab w:val="num" w:pos="720"/>
+        </w:tabs>
+        <w:ind w:left="720" w:hanging="360"/>
+      </w:pPr>
+    </w:lvl>
+    <w:lvl w:ilvl="1">
+      <w:start w:val="1"/>
+      <w:numFmt w:val="bullet"/>
+      <w:lvlText w:val="o"/>
+      <w:lvlJc w:val="left"/>
+      <w:pPr>
+        <w:tabs>
+          <w:tab w:val="num" w:pos="1440"/>
+        </w:tabs>
+        <w:ind w:left="1440" w:hanging="360"/>
+      </w:pPr>
+      <w:rPr>
+        <w:rFonts w:ascii="Courier New" w:hAnsi="Courier New" w:hint="default"/>
+        <w:sz w:val="20"/>
+      </w:rPr>
+    </w:lvl>
+    <w:lvl w:ilvl="2">
+      <w:start w:val="1"/>
+      <w:numFmt w:val="bullet"/>
+      <w:lvlText w:val=""/>
+      <w:lvlJc w:val="left"/>
+      <w:pPr>
+        <w:tabs>
+          <w:tab w:val="num" w:pos="2160"/>
+        </w:tabs>
+        <w:ind w:left="2160" w:hanging="360"/>
+      </w:pPr>
+      <w:rPr>
+        <w:rFonts w:ascii="Wingdings" w:hAnsi="Wingdings" w:hint="default"/>
+        <w:sz w:val="20"/>
+      </w:rPr>
+    </w:lvl>
+    <w:lvl w:ilvl="3" w:tentative="1">
+      <w:start w:val="1"/>
+      <w:numFmt w:val="decimal"/>
+      <w:lvlText w:val="%4."/>
+      <w:lvlJc w:val="left"/>
+      <w:pPr>
+        <w:tabs>
+          <w:tab w:val="num" w:pos="2880"/>
+        </w:tabs>
+        <w:ind w:left="2880" w:hanging="360"/>
+      </w:pPr>
+    </w:lvl>
+    <w:lvl w:ilvl="4" w:tentative="1">
+      <w:start w:val="1"/>
+      <w:numFmt w:val="decimal"/>
+      <w:lvlText w:val="%5."/>
+      <w:lvlJc w:val="left"/>
+      <w:pPr>
+        <w:tabs>
+          <w:tab w:val="num" w:pos="3600"/>
+        </w:tabs>
+        <w:ind w:left="3600" w:hanging="360"/>
+      </w:pPr>
+    </w:lvl>
+    <w:lvl w:ilvl="5" w:tentative="1">
+      <w:start w:val="1"/>
+      <w:numFmt w:val="decimal"/>
+      <w:lvlText w:val="%6."/>
+      <w:lvlJc w:val="left"/>
+      <w:pPr>
+        <w:tabs>
+          <w:tab w:val="num" w:pos="4320"/>
+        </w:tabs>
+        <w:ind w:left="4320" w:hanging="360"/>
+      </w:pPr>
+    </w:lvl>
+    <w:lvl w:ilvl="6" w:tentative="1">
+      <w:start w:val="1"/>
+      <w:numFmt w:val="decimal"/>
+      <w:lvlText w:val="%7."/>
+      <w:lvlJc w:val="left"/>
+      <w:pPr>
+        <w:tabs>
+          <w:tab w:val="num" w:pos="5040"/>
+        </w:tabs>
+        <w:ind w:left="5040" w:hanging="360"/>
+      </w:pPr>
+    </w:lvl>
+    <w:lvl w:ilvl="7" w:tentative="1">
+      <w:start w:val="1"/>
+      <w:numFmt w:val="decimal"/>
+      <w:lvlText w:val="%8."/>
+      <w:lvlJc w:val="left"/>
+      <w:pPr>
+        <w:tabs>
+          <w:tab w:val="num" w:pos="5760"/>
+        </w:tabs>
+        <w:ind w:left="5760" w:hanging="360"/>
+      </w:pPr>
+    </w:lvl>
+    <w:lvl w:ilvl="8" w:tentative="1">
+      <w:start w:val="1"/>
+      <w:numFmt w:val="decimal"/>
+      <w:lvlText w:val="%9."/>
+      <w:lvlJc w:val="left"/>
+      <w:pPr>
+        <w:tabs>
+          <w:tab w:val="num" w:pos="6480"/>
+        </w:tabs>
+        <w:ind w:left="6480" w:hanging="360"/>
+      </w:pPr>
+    </w:lvl>
+  </w:abstractNum>
+  <w:abstractNum w:abstractNumId="15" w15:restartNumberingAfterBreak="0">
     <w:nsid w:val="65CD2962"/>
     <w:multiLevelType w:val="multilevel"/>
     <w:tmpl w:val="8A80CB96"/>
@@ -4071,7 +5933,7 @@
       </w:rPr>
     </w:lvl>
   </w:abstractNum>
-  <w:abstractNum w:abstractNumId="12" w15:restartNumberingAfterBreak="0">
+  <w:abstractNum w:abstractNumId="16" w15:restartNumberingAfterBreak="0">
     <w:nsid w:val="72881405"/>
     <w:multiLevelType w:val="multilevel"/>
     <w:tmpl w:val="802EF97E"/>
@@ -4220,7 +6082,7 @@
       </w:rPr>
     </w:lvl>
   </w:abstractNum>
-  <w:abstractNum w:abstractNumId="13" w15:restartNumberingAfterBreak="0">
+  <w:abstractNum w:abstractNumId="17" w15:restartNumberingAfterBreak="0">
     <w:nsid w:val="7A5F62AE"/>
     <w:multiLevelType w:val="multilevel"/>
     <w:tmpl w:val="0A722668"/>
@@ -4369,10 +6231,10 @@
       </w:rPr>
     </w:lvl>
   </w:abstractNum>
-  <w:abstractNum w:abstractNumId="14" w15:restartNumberingAfterBreak="0">
+  <w:abstractNum w:abstractNumId="18" w15:restartNumberingAfterBreak="0">
     <w:nsid w:val="7ABB2AA0"/>
     <w:multiLevelType w:val="multilevel"/>
-    <w:tmpl w:val="14323168"/>
+    <w:tmpl w:val="CD665CEE"/>
     <w:lvl w:ilvl="0">
       <w:start w:val="1"/>
       <w:numFmt w:val="decimal"/>
@@ -4384,6 +6246,10 @@
         </w:tabs>
         <w:ind w:left="720" w:hanging="360"/>
       </w:pPr>
+      <w:rPr>
+        <w:b w:val="0"/>
+        <w:bCs w:val="0"/>
+      </w:rPr>
     </w:lvl>
     <w:lvl w:ilvl="1" w:tentative="1">
       <w:start w:val="1"/>
@@ -4483,49 +6349,61 @@
     </w:lvl>
   </w:abstractNum>
   <w:num w:numId="1" w16cid:durableId="1842115088">
+    <w:abstractNumId w:val="15"/>
+  </w:num>
+  <w:num w:numId="2" w16cid:durableId="27031843">
+    <w:abstractNumId w:val="7"/>
+  </w:num>
+  <w:num w:numId="3" w16cid:durableId="1444955683">
+    <w:abstractNumId w:val="18"/>
+  </w:num>
+  <w:num w:numId="4" w16cid:durableId="252323330">
+    <w:abstractNumId w:val="16"/>
+  </w:num>
+  <w:num w:numId="5" w16cid:durableId="1808012290">
+    <w:abstractNumId w:val="13"/>
+  </w:num>
+  <w:num w:numId="6" w16cid:durableId="1835484846">
     <w:abstractNumId w:val="11"/>
   </w:num>
-  <w:num w:numId="2" w16cid:durableId="27031843">
+  <w:num w:numId="7" w16cid:durableId="1177311272">
+    <w:abstractNumId w:val="10"/>
+  </w:num>
+  <w:num w:numId="8" w16cid:durableId="1991665319">
+    <w:abstractNumId w:val="8"/>
+  </w:num>
+  <w:num w:numId="9" w16cid:durableId="257566378">
+    <w:abstractNumId w:val="12"/>
+  </w:num>
+  <w:num w:numId="10" w16cid:durableId="1902251358">
+    <w:abstractNumId w:val="17"/>
+  </w:num>
+  <w:num w:numId="11" w16cid:durableId="1866407812">
+    <w:abstractNumId w:val="3"/>
+  </w:num>
+  <w:num w:numId="12" w16cid:durableId="430472050">
+    <w:abstractNumId w:val="9"/>
+  </w:num>
+  <w:num w:numId="13" w16cid:durableId="665284409">
     <w:abstractNumId w:val="4"/>
   </w:num>
-  <w:num w:numId="3" w16cid:durableId="1444955683">
-    <w:abstractNumId w:val="14"/>
-  </w:num>
-  <w:num w:numId="4" w16cid:durableId="252323330">
-    <w:abstractNumId w:val="12"/>
-  </w:num>
-  <w:num w:numId="5" w16cid:durableId="1808012290">
-    <w:abstractNumId w:val="10"/>
-  </w:num>
-  <w:num w:numId="6" w16cid:durableId="1835484846">
-    <w:abstractNumId w:val="8"/>
-  </w:num>
-  <w:num w:numId="7" w16cid:durableId="1177311272">
-    <w:abstractNumId w:val="7"/>
-  </w:num>
-  <w:num w:numId="8" w16cid:durableId="1991665319">
+  <w:num w:numId="14" w16cid:durableId="2120103779">
     <w:abstractNumId w:val="5"/>
-  </w:num>
-  <w:num w:numId="9" w16cid:durableId="257566378">
-    <w:abstractNumId w:val="9"/>
-  </w:num>
-  <w:num w:numId="10" w16cid:durableId="1902251358">
-    <w:abstractNumId w:val="13"/>
-  </w:num>
-  <w:num w:numId="11" w16cid:durableId="1866407812">
-    <w:abstractNumId w:val="1"/>
-  </w:num>
-  <w:num w:numId="12" w16cid:durableId="430472050">
-    <w:abstractNumId w:val="6"/>
-  </w:num>
-  <w:num w:numId="13" w16cid:durableId="665284409">
-    <w:abstractNumId w:val="2"/>
-  </w:num>
-  <w:num w:numId="14" w16cid:durableId="2120103779">
-    <w:abstractNumId w:val="3"/>
   </w:num>
   <w:num w:numId="15" w16cid:durableId="32274670">
     <w:abstractNumId w:val="0"/>
+  </w:num>
+  <w:num w:numId="16" w16cid:durableId="1811702556">
+    <w:abstractNumId w:val="14"/>
+  </w:num>
+  <w:num w:numId="17" w16cid:durableId="1628776420">
+    <w:abstractNumId w:val="1"/>
+  </w:num>
+  <w:num w:numId="18" w16cid:durableId="1124619178">
+    <w:abstractNumId w:val="2"/>
+  </w:num>
+  <w:num w:numId="19" w16cid:durableId="280458489">
+    <w:abstractNumId w:val="6"/>
   </w:num>
 </w:numbering>
 </file>
@@ -5513,6 +7391,28 @@
     <w:uiPriority w:val="99"/>
     <w:rsid w:val="0036302F"/>
   </w:style>
+  <w:style w:type="character" w:styleId="Emphasis">
+    <w:name w:val="Emphasis"/>
+    <w:basedOn w:val="DefaultParagraphFont"/>
+    <w:uiPriority w:val="20"/>
+    <w:qFormat/>
+    <w:rsid w:val="00D15C86"/>
+    <w:rPr>
+      <w:i/>
+      <w:iCs/>
+    </w:rPr>
+  </w:style>
+  <w:style w:type="paragraph" w:styleId="NormalWeb">
+    <w:name w:val="Normal (Web)"/>
+    <w:basedOn w:val="Normal"/>
+    <w:uiPriority w:val="99"/>
+    <w:semiHidden/>
+    <w:unhideWhenUsed/>
+    <w:rsid w:val="00684628"/>
+    <w:rPr>
+      <w:rFonts w:ascii="Times New Roman" w:hAnsi="Times New Roman" w:cs="Times New Roman"/>
+    </w:rPr>
+  </w:style>
 </w:styles>
 </file>
 
